--- a/outputs/reference_seqs/README_Subtype_Consensus_Mutations.docx
+++ b/outputs/reference_seqs/README_Subtype_Consensus_Mutations.docx
@@ -12,7 +12,7 @@
     </w:p>
     <w:p>
       <w:r>
-        <w:t>Only subtypes with one or more RAS-position differences are listed. Percentages are from the final combined profile; NA means the mutation was not displayed there.</w:t>
+        <w:t>Only subtypes with one or more RAS-position differences are listed. Percentages are from the final combined profile.</w:t>
       </w:r>
     </w:p>
     <w:p>
@@ -28,152 +28,798 @@
         <w:pStyle w:val="ListBullet"/>
       </w:pPr>
       <w:r>
-        <w:t>GT1_1b: I170V (68%), L36V (99%)</w:t>
-      </w:r>
+        <w:t xml:space="preserve">GT1_1b: L36V </w:t>
+      </w:r>
+      <w:r>
+        <w:rPr>
+          <w:vertAlign w:val="subscript"/>
+        </w:rPr>
+        <w:t>99%</w:t>
+      </w:r>
+      <w:r>
+        <w:t xml:space="preserve">, I170V </w:t>
+      </w:r>
+      <w:r>
+        <w:rPr>
+          <w:vertAlign w:val="subscript"/>
+        </w:rPr>
+        <w:t>68%</w:t>
+      </w:r>
+      <w:r/>
     </w:p>
     <w:p>
       <w:pPr>
         <w:pStyle w:val="ListBullet"/>
       </w:pPr>
       <w:r>
-        <w:t>GT1_1d: K80Q (73%), S54T (93%)</w:t>
-      </w:r>
+        <w:t xml:space="preserve">GT1_1d: S54T </w:t>
+      </w:r>
+      <w:r>
+        <w:rPr>
+          <w:vertAlign w:val="subscript"/>
+        </w:rPr>
+        <w:t>93%</w:t>
+      </w:r>
+      <w:r>
+        <w:t xml:space="preserve">, K80Q </w:t>
+      </w:r>
+      <w:r>
+        <w:rPr>
+          <w:vertAlign w:val="subscript"/>
+        </w:rPr>
+        <w:t>73%</w:t>
+      </w:r>
+      <w:r/>
     </w:p>
     <w:p>
       <w:pPr>
         <w:pStyle w:val="ListBullet"/>
       </w:pPr>
       <w:r>
-        <w:t>GT1_1e: T122N (78%)</w:t>
-      </w:r>
+        <w:t xml:space="preserve">GT1_1e: T122N </w:t>
+      </w:r>
+      <w:r>
+        <w:rPr>
+          <w:vertAlign w:val="subscript"/>
+        </w:rPr>
+        <w:t>78%</w:t>
+      </w:r>
+      <w:r/>
     </w:p>
     <w:p>
       <w:pPr>
         <w:pStyle w:val="ListBullet"/>
       </w:pPr>
       <w:r>
-        <w:t>GT1_1l: I170V (93%)</w:t>
-      </w:r>
+        <w:t xml:space="preserve">GT1_1l: I170V </w:t>
+      </w:r>
+      <w:r>
+        <w:rPr>
+          <w:vertAlign w:val="subscript"/>
+        </w:rPr>
+        <w:t>93%</w:t>
+      </w:r>
+      <w:r/>
     </w:p>
     <w:p>
       <w:pPr>
         <w:pStyle w:val="ListBullet"/>
       </w:pPr>
       <w:r>
-        <w:t>GT3_3b: A155R (94%), C158V (99%), D80Q (99%), F168Q (100%), H56Y (100%), L166A (98%), L43F (100%), P170I (100%), S175L (100%), S36L (100%), T122S (99%), T41Q (100%), V54T (99%), Y55V (100%)</w:t>
-      </w:r>
+        <w:t xml:space="preserve">GT3_3b: S36L </w:t>
+      </w:r>
+      <w:r>
+        <w:rPr>
+          <w:vertAlign w:val="subscript"/>
+        </w:rPr>
+        <w:t>100%</w:t>
+      </w:r>
+      <w:r>
+        <w:t xml:space="preserve">, T41Q </w:t>
+      </w:r>
+      <w:r>
+        <w:rPr>
+          <w:vertAlign w:val="subscript"/>
+        </w:rPr>
+        <w:t>100%</w:t>
+      </w:r>
+      <w:r>
+        <w:t xml:space="preserve">, L43F </w:t>
+      </w:r>
+      <w:r>
+        <w:rPr>
+          <w:vertAlign w:val="subscript"/>
+        </w:rPr>
+        <w:t>100%</w:t>
+      </w:r>
+      <w:r>
+        <w:t xml:space="preserve">, V54T </w:t>
+      </w:r>
+      <w:r>
+        <w:rPr>
+          <w:vertAlign w:val="subscript"/>
+        </w:rPr>
+        <w:t>99%</w:t>
+      </w:r>
+      <w:r>
+        <w:t xml:space="preserve">, Y55V </w:t>
+      </w:r>
+      <w:r>
+        <w:rPr>
+          <w:vertAlign w:val="subscript"/>
+        </w:rPr>
+        <w:t>100%</w:t>
+      </w:r>
+      <w:r>
+        <w:t xml:space="preserve">, H56Y </w:t>
+      </w:r>
+      <w:r>
+        <w:rPr>
+          <w:vertAlign w:val="subscript"/>
+        </w:rPr>
+        <w:t>100%</w:t>
+      </w:r>
+      <w:r>
+        <w:t xml:space="preserve">, D80Q </w:t>
+      </w:r>
+      <w:r>
+        <w:rPr>
+          <w:vertAlign w:val="subscript"/>
+        </w:rPr>
+        <w:t>99%</w:t>
+      </w:r>
+      <w:r>
+        <w:t xml:space="preserve">, T122S </w:t>
+      </w:r>
+      <w:r>
+        <w:rPr>
+          <w:vertAlign w:val="subscript"/>
+        </w:rPr>
+        <w:t>99%</w:t>
+      </w:r>
+      <w:r>
+        <w:t xml:space="preserve">, A155R </w:t>
+      </w:r>
+      <w:r>
+        <w:rPr>
+          <w:vertAlign w:val="subscript"/>
+        </w:rPr>
+        <w:t>94%</w:t>
+      </w:r>
+      <w:r>
+        <w:t xml:space="preserve">, C158V </w:t>
+      </w:r>
+      <w:r>
+        <w:rPr>
+          <w:vertAlign w:val="subscript"/>
+        </w:rPr>
+        <w:t>99%</w:t>
+      </w:r>
+      <w:r>
+        <w:t xml:space="preserve">, L166A </w:t>
+      </w:r>
+      <w:r>
+        <w:rPr>
+          <w:vertAlign w:val="subscript"/>
+        </w:rPr>
+        <w:t>98%</w:t>
+      </w:r>
+      <w:r>
+        <w:t xml:space="preserve">, F168Q </w:t>
+      </w:r>
+      <w:r>
+        <w:rPr>
+          <w:vertAlign w:val="subscript"/>
+        </w:rPr>
+        <w:t>100%</w:t>
+      </w:r>
+      <w:r>
+        <w:t xml:space="preserve">, P170I </w:t>
+      </w:r>
+      <w:r>
+        <w:rPr>
+          <w:vertAlign w:val="subscript"/>
+        </w:rPr>
+        <w:t>100%</w:t>
+      </w:r>
+      <w:r>
+        <w:t xml:space="preserve">, S175L </w:t>
+      </w:r>
+      <w:r>
+        <w:rPr>
+          <w:vertAlign w:val="subscript"/>
+        </w:rPr>
+        <w:t>100%</w:t>
+      </w:r>
+      <w:r/>
     </w:p>
     <w:p>
       <w:pPr>
         <w:pStyle w:val="ListBullet"/>
       </w:pPr>
       <w:r>
-        <w:t>GT3_3g: A155R (100%), C158V (100%), D80Q (100%), F168Q (100%), H56Y (100%), L166S (80%), L43F (100%), N175L (100%), P170I (100%), S175L (100%), S36L (100%), T122S (100%), T41Q (100%), V54T (100%), Y55V (100%)</w:t>
-      </w:r>
+        <w:t xml:space="preserve">GT3_3g: S36L </w:t>
+      </w:r>
+      <w:r>
+        <w:rPr>
+          <w:vertAlign w:val="subscript"/>
+        </w:rPr>
+        <w:t>100%</w:t>
+      </w:r>
+      <w:r>
+        <w:t xml:space="preserve">, T41Q </w:t>
+      </w:r>
+      <w:r>
+        <w:rPr>
+          <w:vertAlign w:val="subscript"/>
+        </w:rPr>
+        <w:t>100%</w:t>
+      </w:r>
+      <w:r>
+        <w:t xml:space="preserve">, L43F </w:t>
+      </w:r>
+      <w:r>
+        <w:rPr>
+          <w:vertAlign w:val="subscript"/>
+        </w:rPr>
+        <w:t>100%</w:t>
+      </w:r>
+      <w:r>
+        <w:t xml:space="preserve">, V54T </w:t>
+      </w:r>
+      <w:r>
+        <w:rPr>
+          <w:vertAlign w:val="subscript"/>
+        </w:rPr>
+        <w:t>100%</w:t>
+      </w:r>
+      <w:r>
+        <w:t xml:space="preserve">, Y55V </w:t>
+      </w:r>
+      <w:r>
+        <w:rPr>
+          <w:vertAlign w:val="subscript"/>
+        </w:rPr>
+        <w:t>100%</w:t>
+      </w:r>
+      <w:r>
+        <w:t xml:space="preserve">, H56Y </w:t>
+      </w:r>
+      <w:r>
+        <w:rPr>
+          <w:vertAlign w:val="subscript"/>
+        </w:rPr>
+        <w:t>100%</w:t>
+      </w:r>
+      <w:r>
+        <w:t xml:space="preserve">, D80Q </w:t>
+      </w:r>
+      <w:r>
+        <w:rPr>
+          <w:vertAlign w:val="subscript"/>
+        </w:rPr>
+        <w:t>100%</w:t>
+      </w:r>
+      <w:r>
+        <w:t xml:space="preserve">, T122S </w:t>
+      </w:r>
+      <w:r>
+        <w:rPr>
+          <w:vertAlign w:val="subscript"/>
+        </w:rPr>
+        <w:t>100%</w:t>
+      </w:r>
+      <w:r>
+        <w:t xml:space="preserve">, A155R </w:t>
+      </w:r>
+      <w:r>
+        <w:rPr>
+          <w:vertAlign w:val="subscript"/>
+        </w:rPr>
+        <w:t>100%</w:t>
+      </w:r>
+      <w:r>
+        <w:t xml:space="preserve">, C158V </w:t>
+      </w:r>
+      <w:r>
+        <w:rPr>
+          <w:vertAlign w:val="subscript"/>
+        </w:rPr>
+        <w:t>100%</w:t>
+      </w:r>
+      <w:r>
+        <w:t xml:space="preserve">, L166S </w:t>
+      </w:r>
+      <w:r>
+        <w:rPr>
+          <w:vertAlign w:val="subscript"/>
+        </w:rPr>
+        <w:t>80%</w:t>
+      </w:r>
+      <w:r>
+        <w:t xml:space="preserve">, F168Q </w:t>
+      </w:r>
+      <w:r>
+        <w:rPr>
+          <w:vertAlign w:val="subscript"/>
+        </w:rPr>
+        <w:t>100%</w:t>
+      </w:r>
+      <w:r>
+        <w:t xml:space="preserve">, P170I </w:t>
+      </w:r>
+      <w:r>
+        <w:rPr>
+          <w:vertAlign w:val="subscript"/>
+        </w:rPr>
+        <w:t>100%</w:t>
+      </w:r>
+      <w:r>
+        <w:t xml:space="preserve">, N175L </w:t>
+      </w:r>
+      <w:r>
+        <w:rPr>
+          <w:vertAlign w:val="subscript"/>
+        </w:rPr>
+        <w:t>100%</w:t>
+      </w:r>
+      <w:r>
+        <w:t xml:space="preserve">, S175L </w:t>
+      </w:r>
+      <w:r>
+        <w:rPr>
+          <w:vertAlign w:val="subscript"/>
+        </w:rPr>
+        <w:t>100%</w:t>
+      </w:r>
+      <w:r/>
     </w:p>
     <w:p>
       <w:pPr>
         <w:pStyle w:val="ListBullet"/>
       </w:pPr>
       <w:r>
-        <w:t>GT3_3h: I158V (91%)</w:t>
-      </w:r>
+        <w:t xml:space="preserve">GT3_3h: I158V </w:t>
+      </w:r>
+      <w:r>
+        <w:rPr>
+          <w:vertAlign w:val="subscript"/>
+        </w:rPr>
+        <w:t>91%</w:t>
+      </w:r>
+      <w:r/>
     </w:p>
     <w:p>
       <w:pPr>
         <w:pStyle w:val="ListBullet"/>
       </w:pPr>
       <w:r>
-        <w:t>GT3_3i: A155R (100%), A175L (100%), C158V (100%), D80Q (80%), F168Q (100%), H56Y (100%), L166A (100%), L43F (100%), P170V (100%), S36L (100%), T122S (100%), T41Q (100%), V54T (100%), Y55V (100%)</w:t>
-      </w:r>
+        <w:t xml:space="preserve">GT3_3i: S36L </w:t>
+      </w:r>
+      <w:r>
+        <w:rPr>
+          <w:vertAlign w:val="subscript"/>
+        </w:rPr>
+        <w:t>100%</w:t>
+      </w:r>
+      <w:r>
+        <w:t xml:space="preserve">, T41Q </w:t>
+      </w:r>
+      <w:r>
+        <w:rPr>
+          <w:vertAlign w:val="subscript"/>
+        </w:rPr>
+        <w:t>100%</w:t>
+      </w:r>
+      <w:r>
+        <w:t xml:space="preserve">, L43F </w:t>
+      </w:r>
+      <w:r>
+        <w:rPr>
+          <w:vertAlign w:val="subscript"/>
+        </w:rPr>
+        <w:t>100%</w:t>
+      </w:r>
+      <w:r>
+        <w:t xml:space="preserve">, V54T </w:t>
+      </w:r>
+      <w:r>
+        <w:rPr>
+          <w:vertAlign w:val="subscript"/>
+        </w:rPr>
+        <w:t>100%</w:t>
+      </w:r>
+      <w:r>
+        <w:t xml:space="preserve">, Y55V </w:t>
+      </w:r>
+      <w:r>
+        <w:rPr>
+          <w:vertAlign w:val="subscript"/>
+        </w:rPr>
+        <w:t>100%</w:t>
+      </w:r>
+      <w:r>
+        <w:t xml:space="preserve">, H56Y </w:t>
+      </w:r>
+      <w:r>
+        <w:rPr>
+          <w:vertAlign w:val="subscript"/>
+        </w:rPr>
+        <w:t>100%</w:t>
+      </w:r>
+      <w:r>
+        <w:t xml:space="preserve">, D80Q </w:t>
+      </w:r>
+      <w:r>
+        <w:rPr>
+          <w:vertAlign w:val="subscript"/>
+        </w:rPr>
+        <w:t>80%</w:t>
+      </w:r>
+      <w:r>
+        <w:t xml:space="preserve">, T122S </w:t>
+      </w:r>
+      <w:r>
+        <w:rPr>
+          <w:vertAlign w:val="subscript"/>
+        </w:rPr>
+        <w:t>100%</w:t>
+      </w:r>
+      <w:r>
+        <w:t xml:space="preserve">, A155R </w:t>
+      </w:r>
+      <w:r>
+        <w:rPr>
+          <w:vertAlign w:val="subscript"/>
+        </w:rPr>
+        <w:t>100%</w:t>
+      </w:r>
+      <w:r>
+        <w:t xml:space="preserve">, C158V </w:t>
+      </w:r>
+      <w:r>
+        <w:rPr>
+          <w:vertAlign w:val="subscript"/>
+        </w:rPr>
+        <w:t>100%</w:t>
+      </w:r>
+      <w:r>
+        <w:t xml:space="preserve">, L166A </w:t>
+      </w:r>
+      <w:r>
+        <w:rPr>
+          <w:vertAlign w:val="subscript"/>
+        </w:rPr>
+        <w:t>100%</w:t>
+      </w:r>
+      <w:r>
+        <w:t xml:space="preserve">, F168Q </w:t>
+      </w:r>
+      <w:r>
+        <w:rPr>
+          <w:vertAlign w:val="subscript"/>
+        </w:rPr>
+        <w:t>100%</w:t>
+      </w:r>
+      <w:r>
+        <w:t xml:space="preserve">, P170V </w:t>
+      </w:r>
+      <w:r>
+        <w:rPr>
+          <w:vertAlign w:val="subscript"/>
+        </w:rPr>
+        <w:t>100%</w:t>
+      </w:r>
+      <w:r>
+        <w:t xml:space="preserve">, A175L </w:t>
+      </w:r>
+      <w:r>
+        <w:rPr>
+          <w:vertAlign w:val="subscript"/>
+        </w:rPr>
+        <w:t>100%</w:t>
+      </w:r>
+      <w:r/>
     </w:p>
     <w:p>
       <w:pPr>
         <w:pStyle w:val="ListBullet"/>
       </w:pPr>
       <w:r>
-        <w:t>GT4_4b: S122G (50%)</w:t>
-      </w:r>
+        <w:t xml:space="preserve">GT4_4b: S122G </w:t>
+      </w:r>
+      <w:r>
+        <w:rPr>
+          <w:vertAlign w:val="subscript"/>
+        </w:rPr>
+        <w:t>50%</w:t>
+      </w:r>
+      <w:r/>
     </w:p>
     <w:p>
       <w:pPr>
         <w:pStyle w:val="ListBullet"/>
       </w:pPr>
       <w:r>
-        <w:t>GT4_4m: I170V (80%)</w:t>
-      </w:r>
+        <w:t xml:space="preserve">GT4_4m: I170V </w:t>
+      </w:r>
+      <w:r>
+        <w:rPr>
+          <w:vertAlign w:val="subscript"/>
+        </w:rPr>
+        <w:t>80%</w:t>
+      </w:r>
+      <w:r/>
     </w:p>
     <w:p>
       <w:pPr>
         <w:pStyle w:val="ListBullet"/>
       </w:pPr>
       <w:r>
-        <w:t>GT6_6a: L80K (97%), S122N (77%)</w:t>
-      </w:r>
+        <w:t xml:space="preserve">GT6_6a: L80K </w:t>
+      </w:r>
+      <w:r>
+        <w:rPr>
+          <w:vertAlign w:val="subscript"/>
+        </w:rPr>
+        <w:t>97%</w:t>
+      </w:r>
+      <w:r>
+        <w:t xml:space="preserve">, S122N </w:t>
+      </w:r>
+      <w:r>
+        <w:rPr>
+          <w:vertAlign w:val="subscript"/>
+        </w:rPr>
+        <w:t>77%</w:t>
+      </w:r>
+      <w:r/>
     </w:p>
     <w:p>
       <w:pPr>
         <w:pStyle w:val="ListBullet"/>
       </w:pPr>
       <w:r>
-        <w:t>GT6_6g: D168E (65%), V170I (65%)</w:t>
-      </w:r>
+        <w:t xml:space="preserve">GT6_6g: D168E </w:t>
+      </w:r>
+      <w:r>
+        <w:rPr>
+          <w:vertAlign w:val="subscript"/>
+        </w:rPr>
+        <w:t>65%</w:t>
+      </w:r>
+      <w:r>
+        <w:t xml:space="preserve">, V170I </w:t>
+      </w:r>
+      <w:r>
+        <w:rPr>
+          <w:vertAlign w:val="subscript"/>
+        </w:rPr>
+        <w:t>65%</w:t>
+      </w:r>
+      <w:r/>
     </w:p>
     <w:p>
       <w:pPr>
         <w:pStyle w:val="ListBullet"/>
       </w:pPr>
       <w:r>
-        <w:t>GT6_6h: A170V (83%)</w:t>
-      </w:r>
+        <w:t xml:space="preserve">GT6_6h: A170V </w:t>
+      </w:r>
+      <w:r>
+        <w:rPr>
+          <w:vertAlign w:val="subscript"/>
+        </w:rPr>
+        <w:t>83%</w:t>
+      </w:r>
+      <w:r/>
     </w:p>
     <w:p>
       <w:pPr>
         <w:pStyle w:val="ListBullet"/>
       </w:pPr>
       <w:r>
-        <w:t>GT6_6k: V36L (50%)</w:t>
-      </w:r>
+        <w:t xml:space="preserve">GT6_6k: V36L </w:t>
+      </w:r>
+      <w:r>
+        <w:rPr>
+          <w:vertAlign w:val="subscript"/>
+        </w:rPr>
+        <w:t>50%</w:t>
+      </w:r>
+      <w:r/>
     </w:p>
     <w:p>
       <w:pPr>
         <w:pStyle w:val="ListBullet"/>
       </w:pPr>
       <w:r>
-        <w:t>GT6_6l: S122T (75%)</w:t>
-      </w:r>
+        <w:t xml:space="preserve">GT6_6l: S122T </w:t>
+      </w:r>
+      <w:r>
+        <w:rPr>
+          <w:vertAlign w:val="subscript"/>
+        </w:rPr>
+        <w:t>75%</w:t>
+      </w:r>
+      <w:r/>
     </w:p>
     <w:p>
       <w:pPr>
         <w:pStyle w:val="ListBullet"/>
       </w:pPr>
       <w:r>
-        <w:t>GT6_6t: F56Y (60%)</w:t>
-      </w:r>
+        <w:t xml:space="preserve">GT6_6t: F56Y </w:t>
+      </w:r>
+      <w:r>
+        <w:rPr>
+          <w:vertAlign w:val="subscript"/>
+        </w:rPr>
+        <w:t>60%</w:t>
+      </w:r>
+      <w:r/>
     </w:p>
     <w:p>
       <w:pPr>
         <w:pStyle w:val="ListBullet"/>
       </w:pPr>
       <w:r>
-        <w:t>GT6_6w: I158V (95%), L36V (32%)</w:t>
-      </w:r>
+        <w:t xml:space="preserve">GT6_6w: L36V </w:t>
+      </w:r>
+      <w:r>
+        <w:rPr>
+          <w:vertAlign w:val="subscript"/>
+        </w:rPr>
+        <w:t>32%</w:t>
+      </w:r>
+      <w:r>
+        <w:t xml:space="preserve">, I158V </w:t>
+      </w:r>
+      <w:r>
+        <w:rPr>
+          <w:vertAlign w:val="subscript"/>
+        </w:rPr>
+        <w:t>95%</w:t>
+      </w:r>
+      <w:r/>
     </w:p>
     <w:p>
       <w:pPr>
         <w:pStyle w:val="ListBullet"/>
       </w:pPr>
       <w:r>
-        <w:t>GT7_7a: G54A (50%)</w:t>
-      </w:r>
+        <w:t xml:space="preserve">GT7_7a: G54A </w:t>
+      </w:r>
+      <w:r>
+        <w:rPr>
+          <w:vertAlign w:val="subscript"/>
+        </w:rPr>
+        <w:t>50%</w:t>
+      </w:r>
+      <w:r/>
     </w:p>
     <w:p>
       <w:pPr>
         <w:pStyle w:val="ListBullet"/>
       </w:pPr>
       <w:r>
-        <w:t>GT8_8a: A155R (100%), D80K (50%), E175L (71%), F168D (75%), H56Y (100%), L43F (100%), P170I (71%), R122T (88%), S36L (100%), S41Q (100%), V166A (100%), V54T (100%), Y55V (100%)</w:t>
-      </w:r>
+        <w:t xml:space="preserve">GT8_8a: S36L </w:t>
+      </w:r>
+      <w:r>
+        <w:rPr>
+          <w:vertAlign w:val="subscript"/>
+        </w:rPr>
+        <w:t>100%</w:t>
+      </w:r>
+      <w:r>
+        <w:t xml:space="preserve">, S41Q </w:t>
+      </w:r>
+      <w:r>
+        <w:rPr>
+          <w:vertAlign w:val="subscript"/>
+        </w:rPr>
+        <w:t>100%</w:t>
+      </w:r>
+      <w:r>
+        <w:t xml:space="preserve">, L43F </w:t>
+      </w:r>
+      <w:r>
+        <w:rPr>
+          <w:vertAlign w:val="subscript"/>
+        </w:rPr>
+        <w:t>100%</w:t>
+      </w:r>
+      <w:r>
+        <w:t xml:space="preserve">, V54T </w:t>
+      </w:r>
+      <w:r>
+        <w:rPr>
+          <w:vertAlign w:val="subscript"/>
+        </w:rPr>
+        <w:t>100%</w:t>
+      </w:r>
+      <w:r>
+        <w:t xml:space="preserve">, Y55V </w:t>
+      </w:r>
+      <w:r>
+        <w:rPr>
+          <w:vertAlign w:val="subscript"/>
+        </w:rPr>
+        <w:t>100%</w:t>
+      </w:r>
+      <w:r>
+        <w:t xml:space="preserve">, H56Y </w:t>
+      </w:r>
+      <w:r>
+        <w:rPr>
+          <w:vertAlign w:val="subscript"/>
+        </w:rPr>
+        <w:t>100%</w:t>
+      </w:r>
+      <w:r>
+        <w:t xml:space="preserve">, D80K </w:t>
+      </w:r>
+      <w:r>
+        <w:rPr>
+          <w:vertAlign w:val="subscript"/>
+        </w:rPr>
+        <w:t>50%</w:t>
+      </w:r>
+      <w:r>
+        <w:t xml:space="preserve">, R122T </w:t>
+      </w:r>
+      <w:r>
+        <w:rPr>
+          <w:vertAlign w:val="subscript"/>
+        </w:rPr>
+        <w:t>88%</w:t>
+      </w:r>
+      <w:r>
+        <w:t xml:space="preserve">, A155R </w:t>
+      </w:r>
+      <w:r>
+        <w:rPr>
+          <w:vertAlign w:val="subscript"/>
+        </w:rPr>
+        <w:t>100%</w:t>
+      </w:r>
+      <w:r>
+        <w:t xml:space="preserve">, V166A </w:t>
+      </w:r>
+      <w:r>
+        <w:rPr>
+          <w:vertAlign w:val="subscript"/>
+        </w:rPr>
+        <w:t>100%</w:t>
+      </w:r>
+      <w:r>
+        <w:t xml:space="preserve">, F168D </w:t>
+      </w:r>
+      <w:r>
+        <w:rPr>
+          <w:vertAlign w:val="subscript"/>
+        </w:rPr>
+        <w:t>75%</w:t>
+      </w:r>
+      <w:r>
+        <w:t xml:space="preserve">, P170I </w:t>
+      </w:r>
+      <w:r>
+        <w:rPr>
+          <w:vertAlign w:val="subscript"/>
+        </w:rPr>
+        <w:t>71%</w:t>
+      </w:r>
+      <w:r>
+        <w:t xml:space="preserve">, E175L </w:t>
+      </w:r>
+      <w:r>
+        <w:rPr>
+          <w:vertAlign w:val="subscript"/>
+        </w:rPr>
+        <w:t>71%</w:t>
+      </w:r>
+      <w:r/>
     </w:p>
     <w:p>
       <w:pPr>
@@ -188,479 +834,5020 @@
         <w:pStyle w:val="ListBullet"/>
       </w:pPr>
       <w:r>
-        <w:t>GT1_1b: Q30R (93%)</w:t>
-      </w:r>
+        <w:t xml:space="preserve">GT1_1c: V26K </w:t>
+      </w:r>
+      <w:r>
+        <w:rPr>
+          <w:vertAlign w:val="subscript"/>
+        </w:rPr>
+        <w:t>100%</w:t>
+      </w:r>
+      <w:r>
+        <w:t xml:space="preserve">, Q28M </w:t>
+      </w:r>
+      <w:r>
+        <w:rPr>
+          <w:vertAlign w:val="subscript"/>
+        </w:rPr>
+        <w:t>57%</w:t>
+      </w:r>
+      <w:r>
+        <w:t xml:space="preserve">, L29P </w:t>
+      </w:r>
+      <w:r>
+        <w:rPr>
+          <w:vertAlign w:val="subscript"/>
+        </w:rPr>
+        <w:t>100%</w:t>
+      </w:r>
+      <w:r>
+        <w:t xml:space="preserve">, P30Q </w:t>
+      </w:r>
+      <w:r>
+        <w:rPr>
+          <w:vertAlign w:val="subscript"/>
+        </w:rPr>
+        <w:t>71%</w:t>
+      </w:r>
+      <w:r>
+        <w:t xml:space="preserve">, G31L </w:t>
+      </w:r>
+      <w:r>
+        <w:rPr>
+          <w:vertAlign w:val="subscript"/>
+        </w:rPr>
+        <w:t>71%</w:t>
+      </w:r>
+      <w:r>
+        <w:t xml:space="preserve">, I32P </w:t>
+      </w:r>
+      <w:r>
+        <w:rPr>
+          <w:vertAlign w:val="subscript"/>
+        </w:rPr>
+        <w:t>100%</w:t>
+      </w:r>
+      <w:r>
+        <w:t xml:space="preserve">, Q38S </w:t>
+      </w:r>
+      <w:r>
+        <w:rPr>
+          <w:vertAlign w:val="subscript"/>
+        </w:rPr>
+        <w:t>100%</w:t>
+      </w:r>
+      <w:r>
+        <w:t xml:space="preserve">, G58P </w:t>
+      </w:r>
+      <w:r>
+        <w:rPr>
+          <w:vertAlign w:val="subscript"/>
+        </w:rPr>
+        <w:t>100%</w:t>
+      </w:r>
+      <w:r>
+        <w:t xml:space="preserve">, T62D </w:t>
+      </w:r>
+      <w:r>
+        <w:rPr>
+          <w:vertAlign w:val="subscript"/>
+        </w:rPr>
+        <w:t>57%</w:t>
+      </w:r>
+      <w:r>
+        <w:t xml:space="preserve">, T92A </w:t>
+      </w:r>
+      <w:r>
+        <w:rPr>
+          <w:vertAlign w:val="subscript"/>
+        </w:rPr>
+        <w:t>100%</w:t>
+      </w:r>
+      <w:r>
+        <w:t xml:space="preserve">, T93Y </w:t>
+      </w:r>
+      <w:r>
+        <w:rPr>
+          <w:vertAlign w:val="subscript"/>
+        </w:rPr>
+        <w:t>71%</w:t>
+      </w:r>
+      <w:r/>
     </w:p>
     <w:p>
       <w:pPr>
         <w:pStyle w:val="ListBullet"/>
       </w:pPr>
       <w:r>
-        <w:t>GT1_1c: A24K (100%), C38S (100%), C58P (100%), G31L (71%), G32P (100%), G58P (100%), H92A (100%), I32P (100%), I62D (57%), L26K (100%), L29P (100%), L30Q (71%), P28M (57%), P30Q (71%), P31L (71%), Q28M (57%), Q29P (100%), Q38S (100%), T62D (57%), T92A (100%), T93Y (71%), V26K (100%)</w:t>
-      </w:r>
+        <w:t xml:space="preserve">GT1_1d: R30L </w:t>
+      </w:r>
+      <w:r>
+        <w:rPr>
+          <w:vertAlign w:val="subscript"/>
+        </w:rPr>
+        <w:t>33%</w:t>
+      </w:r>
+      <w:r/>
     </w:p>
     <w:p>
       <w:pPr>
         <w:pStyle w:val="ListBullet"/>
       </w:pPr>
       <w:r>
-        <w:t>GT1_1d: R30L (33%)</w:t>
-      </w:r>
+        <w:t xml:space="preserve">GT1_1e: K24R </w:t>
+      </w:r>
+      <w:r>
+        <w:rPr>
+          <w:vertAlign w:val="subscript"/>
+        </w:rPr>
+        <w:t>57%</w:t>
+      </w:r>
+      <w:r>
+        <w:t xml:space="preserve">, M31L </w:t>
+      </w:r>
+      <w:r>
+        <w:rPr>
+          <w:vertAlign w:val="subscript"/>
+        </w:rPr>
+        <w:t>50%</w:t>
+      </w:r>
+      <w:r>
+        <w:t xml:space="preserve">, S58P </w:t>
+      </w:r>
+      <w:r>
+        <w:rPr>
+          <w:vertAlign w:val="subscript"/>
+        </w:rPr>
+        <w:t>88%</w:t>
+      </w:r>
+      <w:r/>
     </w:p>
     <w:p>
       <w:pPr>
         <w:pStyle w:val="ListBullet"/>
       </w:pPr>
       <w:r>
-        <w:t>GT1_1e: K24R (57%), M31L (50%), S58P (88%)</w:t>
-      </w:r>
+        <w:t xml:space="preserve">GT1_1g: S24R </w:t>
+      </w:r>
+      <w:r>
+        <w:rPr>
+          <w:vertAlign w:val="subscript"/>
+        </w:rPr>
+        <w:t>80%</w:t>
+      </w:r>
+      <w:r>
+        <w:t xml:space="preserve">, R30Q </w:t>
+      </w:r>
+      <w:r>
+        <w:rPr>
+          <w:vertAlign w:val="subscript"/>
+        </w:rPr>
+        <w:t>75%</w:t>
+      </w:r>
+      <w:r/>
     </w:p>
     <w:p>
       <w:pPr>
         <w:pStyle w:val="ListBullet"/>
       </w:pPr>
       <w:r>
-        <w:t>GT1_1g: R30Q (75%), S24R (80%)</w:t>
-      </w:r>
+        <w:t xml:space="preserve">GT1_1l: R30Q </w:t>
+      </w:r>
+      <w:r>
+        <w:rPr>
+          <w:vertAlign w:val="subscript"/>
+        </w:rPr>
+        <w:t>47%</w:t>
+      </w:r>
+      <w:r/>
     </w:p>
     <w:p>
       <w:pPr>
         <w:pStyle w:val="ListBullet"/>
       </w:pPr>
       <w:r>
-        <w:t>GT1_1l: R30Q (47%), S24G (60%)</w:t>
-      </w:r>
+        <w:t xml:space="preserve">GT2_2a: S24T </w:t>
+      </w:r>
+      <w:r>
+        <w:rPr>
+          <w:vertAlign w:val="subscript"/>
+        </w:rPr>
+        <w:t>85%</w:t>
+      </w:r>
+      <w:r>
+        <w:t xml:space="preserve">, L26K </w:t>
+      </w:r>
+      <w:r>
+        <w:rPr>
+          <w:vertAlign w:val="subscript"/>
+        </w:rPr>
+        <w:t>99%</w:t>
+      </w:r>
+      <w:r>
+        <w:t xml:space="preserve">, P28F </w:t>
+      </w:r>
+      <w:r>
+        <w:rPr>
+          <w:vertAlign w:val="subscript"/>
+        </w:rPr>
+        <w:t>93%</w:t>
+      </w:r>
+      <w:r>
+        <w:t xml:space="preserve">, K29P </w:t>
+      </w:r>
+      <w:r>
+        <w:rPr>
+          <w:vertAlign w:val="subscript"/>
+        </w:rPr>
+        <w:t>100%</w:t>
+      </w:r>
+      <w:r>
+        <w:t xml:space="preserve">, L30K </w:t>
+      </w:r>
+      <w:r>
+        <w:rPr>
+          <w:vertAlign w:val="subscript"/>
+        </w:rPr>
+        <w:t>100%</w:t>
+      </w:r>
+      <w:r>
+        <w:t xml:space="preserve">, P31M </w:t>
+      </w:r>
+      <w:r>
+        <w:rPr>
+          <w:vertAlign w:val="subscript"/>
+        </w:rPr>
+        <w:t>89%</w:t>
+      </w:r>
+      <w:r>
+        <w:t xml:space="preserve">, G32P </w:t>
+      </w:r>
+      <w:r>
+        <w:rPr>
+          <w:vertAlign w:val="subscript"/>
+        </w:rPr>
+        <w:t>100%</w:t>
+      </w:r>
+      <w:r>
+        <w:t xml:space="preserve">, C38S </w:t>
+      </w:r>
+      <w:r>
+        <w:rPr>
+          <w:vertAlign w:val="subscript"/>
+        </w:rPr>
+        <w:t>100%</w:t>
+      </w:r>
+      <w:r>
+        <w:t xml:space="preserve">, C58P </w:t>
+      </w:r>
+      <w:r>
+        <w:rPr>
+          <w:vertAlign w:val="subscript"/>
+        </w:rPr>
+        <w:t>97%</w:t>
+      </w:r>
+      <w:r>
+        <w:t xml:space="preserve">, I62N </w:t>
+      </w:r>
+      <w:r>
+        <w:rPr>
+          <w:vertAlign w:val="subscript"/>
+        </w:rPr>
+        <w:t>80%</w:t>
+      </w:r>
+      <w:r>
+        <w:t xml:space="preserve">, Y92C </w:t>
+      </w:r>
+      <w:r>
+        <w:rPr>
+          <w:vertAlign w:val="subscript"/>
+        </w:rPr>
+        <w:t>97%</w:t>
+      </w:r>
+      <w:r>
+        <w:t xml:space="preserve">, T93Y </w:t>
+      </w:r>
+      <w:r>
+        <w:rPr>
+          <w:vertAlign w:val="subscript"/>
+        </w:rPr>
+        <w:t>99%</w:t>
+      </w:r>
+      <w:r/>
     </w:p>
     <w:p>
       <w:pPr>
         <w:pStyle w:val="ListBullet"/>
       </w:pPr>
       <w:r>
-        <w:t>GT2_2a: C38S (100%), C58P (97%), G32P (100%), I62N (79%), K29P (100%), L26K (99%), L30K (99%), M30K (99%), P28F (94%), P31M (89%), S24T (85%), T93Y (99%), Y92C (97%)</w:t>
-      </w:r>
+        <w:t xml:space="preserve">GT2_2b: A24S </w:t>
+      </w:r>
+      <w:r>
+        <w:rPr>
+          <w:vertAlign w:val="subscript"/>
+        </w:rPr>
+        <w:t>99%</w:t>
+      </w:r>
+      <w:r>
+        <w:t xml:space="preserve">, L26K </w:t>
+      </w:r>
+      <w:r>
+        <w:rPr>
+          <w:vertAlign w:val="subscript"/>
+        </w:rPr>
+        <w:t>100%</w:t>
+      </w:r>
+      <w:r>
+        <w:t xml:space="preserve">, P28L </w:t>
+      </w:r>
+      <w:r>
+        <w:rPr>
+          <w:vertAlign w:val="subscript"/>
+        </w:rPr>
+        <w:t>97%</w:t>
+      </w:r>
+      <w:r>
+        <w:t xml:space="preserve">, K29P </w:t>
+      </w:r>
+      <w:r>
+        <w:rPr>
+          <w:vertAlign w:val="subscript"/>
+        </w:rPr>
+        <w:t>100%</w:t>
+      </w:r>
+      <w:r>
+        <w:t xml:space="preserve">, M30K </w:t>
+      </w:r>
+      <w:r>
+        <w:rPr>
+          <w:vertAlign w:val="subscript"/>
+        </w:rPr>
+        <w:t>99%</w:t>
+      </w:r>
+      <w:r>
+        <w:t xml:space="preserve">, P31M </w:t>
+      </w:r>
+      <w:r>
+        <w:rPr>
+          <w:vertAlign w:val="subscript"/>
+        </w:rPr>
+        <w:t>52%</w:t>
+      </w:r>
+      <w:r>
+        <w:t xml:space="preserve">, G32P </w:t>
+      </w:r>
+      <w:r>
+        <w:rPr>
+          <w:vertAlign w:val="subscript"/>
+        </w:rPr>
+        <w:t>100%</w:t>
+      </w:r>
+      <w:r>
+        <w:t xml:space="preserve">, C38S </w:t>
+      </w:r>
+      <w:r>
+        <w:rPr>
+          <w:vertAlign w:val="subscript"/>
+        </w:rPr>
+        <w:t>100%</w:t>
+      </w:r>
+      <w:r>
+        <w:t xml:space="preserve">, C58P </w:t>
+      </w:r>
+      <w:r>
+        <w:rPr>
+          <w:vertAlign w:val="subscript"/>
+        </w:rPr>
+        <w:t>95%</w:t>
+      </w:r>
+      <w:r>
+        <w:t xml:space="preserve">, I62N </w:t>
+      </w:r>
+      <w:r>
+        <w:rPr>
+          <w:vertAlign w:val="subscript"/>
+        </w:rPr>
+        <w:t>87%</w:t>
+      </w:r>
+      <w:r>
+        <w:t xml:space="preserve">, Y92C </w:t>
+      </w:r>
+      <w:r>
+        <w:rPr>
+          <w:vertAlign w:val="subscript"/>
+        </w:rPr>
+        <w:t>98%</w:t>
+      </w:r>
+      <w:r>
+        <w:t xml:space="preserve">, T93Y </w:t>
+      </w:r>
+      <w:r>
+        <w:rPr>
+          <w:vertAlign w:val="subscript"/>
+        </w:rPr>
+        <w:t>100%</w:t>
+      </w:r>
+      <w:r/>
     </w:p>
     <w:p>
       <w:pPr>
         <w:pStyle w:val="ListBullet"/>
       </w:pPr>
       <w:r>
-        <w:t>GT2_2b: A24S (99%), C38S (100%), C58P (95%), G32P (100%), I62N (87%), K29P (100%), L26K (100%), M30K (99%), P28L (97%), P31M (52%), T93Y (100%), Y92C (98%)</w:t>
-      </w:r>
+        <w:t xml:space="preserve">GT2_2c: A24S </w:t>
+      </w:r>
+      <w:r>
+        <w:rPr>
+          <w:vertAlign w:val="subscript"/>
+        </w:rPr>
+        <w:t>100%</w:t>
+      </w:r>
+      <w:r>
+        <w:t xml:space="preserve">, L26K </w:t>
+      </w:r>
+      <w:r>
+        <w:rPr>
+          <w:vertAlign w:val="subscript"/>
+        </w:rPr>
+        <w:t>100%</w:t>
+      </w:r>
+      <w:r>
+        <w:t xml:space="preserve">, P28F </w:t>
+      </w:r>
+      <w:r>
+        <w:rPr>
+          <w:vertAlign w:val="subscript"/>
+        </w:rPr>
+        <w:t>60%</w:t>
+      </w:r>
+      <w:r>
+        <w:t xml:space="preserve">, R29P </w:t>
+      </w:r>
+      <w:r>
+        <w:rPr>
+          <w:vertAlign w:val="subscript"/>
+        </w:rPr>
+        <w:t>100%</w:t>
+      </w:r>
+      <w:r>
+        <w:t xml:space="preserve">, L30K </w:t>
+      </w:r>
+      <w:r>
+        <w:rPr>
+          <w:vertAlign w:val="subscript"/>
+        </w:rPr>
+        <w:t>94%</w:t>
+      </w:r>
+      <w:r>
+        <w:t xml:space="preserve">, P31L </w:t>
+      </w:r>
+      <w:r>
+        <w:rPr>
+          <w:vertAlign w:val="subscript"/>
+        </w:rPr>
+        <w:t>84%</w:t>
+      </w:r>
+      <w:r>
+        <w:t xml:space="preserve">, G32P </w:t>
+      </w:r>
+      <w:r>
+        <w:rPr>
+          <w:vertAlign w:val="subscript"/>
+        </w:rPr>
+        <w:t>100%</w:t>
+      </w:r>
+      <w:r>
+        <w:t xml:space="preserve">, C38S </w:t>
+      </w:r>
+      <w:r>
+        <w:rPr>
+          <w:vertAlign w:val="subscript"/>
+        </w:rPr>
+        <w:t>100%</w:t>
+      </w:r>
+      <w:r>
+        <w:t xml:space="preserve">, C58P </w:t>
+      </w:r>
+      <w:r>
+        <w:rPr>
+          <w:vertAlign w:val="subscript"/>
+        </w:rPr>
+        <w:t>100%</w:t>
+      </w:r>
+      <w:r>
+        <w:t xml:space="preserve">, I62N </w:t>
+      </w:r>
+      <w:r>
+        <w:rPr>
+          <w:vertAlign w:val="subscript"/>
+        </w:rPr>
+        <w:t>97%</w:t>
+      </w:r>
+      <w:r>
+        <w:t xml:space="preserve">, Y92C </w:t>
+      </w:r>
+      <w:r>
+        <w:rPr>
+          <w:vertAlign w:val="subscript"/>
+        </w:rPr>
+        <w:t>100%</w:t>
+      </w:r>
+      <w:r>
+        <w:t xml:space="preserve">, T93Y </w:t>
+      </w:r>
+      <w:r>
+        <w:rPr>
+          <w:vertAlign w:val="subscript"/>
+        </w:rPr>
+        <w:t>100%</w:t>
+      </w:r>
+      <w:r/>
     </w:p>
     <w:p>
       <w:pPr>
         <w:pStyle w:val="ListBullet"/>
       </w:pPr>
       <w:r>
-        <w:t>GT2_2c: A24S (100%), C38S (100%), C58P (100%), G32P (100%), I62N (97%), L26K (100%), L30K (94%), P28F (60%), P31L (84%), R29P (100%), T93Y (100%), Y92C (100%)</w:t>
-      </w:r>
+        <w:t xml:space="preserve">GT2_2d: L26K </w:t>
+      </w:r>
+      <w:r>
+        <w:rPr>
+          <w:vertAlign w:val="subscript"/>
+        </w:rPr>
+        <w:t>100%</w:t>
+      </w:r>
+      <w:r>
+        <w:t xml:space="preserve">, P28F </w:t>
+      </w:r>
+      <w:r>
+        <w:rPr>
+          <w:vertAlign w:val="subscript"/>
+        </w:rPr>
+        <w:t>92%</w:t>
+      </w:r>
+      <w:r>
+        <w:t xml:space="preserve">, K29P </w:t>
+      </w:r>
+      <w:r>
+        <w:rPr>
+          <w:vertAlign w:val="subscript"/>
+        </w:rPr>
+        <w:t>100%</w:t>
+      </w:r>
+      <w:r>
+        <w:t xml:space="preserve">, L30K </w:t>
+      </w:r>
+      <w:r>
+        <w:rPr>
+          <w:vertAlign w:val="subscript"/>
+        </w:rPr>
+        <w:t>100%</w:t>
+      </w:r>
+      <w:r>
+        <w:t xml:space="preserve">, P31L </w:t>
+      </w:r>
+      <w:r>
+        <w:rPr>
+          <w:vertAlign w:val="subscript"/>
+        </w:rPr>
+        <w:t>77%</w:t>
+      </w:r>
+      <w:r>
+        <w:t xml:space="preserve">, G32P </w:t>
+      </w:r>
+      <w:r>
+        <w:rPr>
+          <w:vertAlign w:val="subscript"/>
+        </w:rPr>
+        <w:t>100%</w:t>
+      </w:r>
+      <w:r>
+        <w:t xml:space="preserve">, C38S </w:t>
+      </w:r>
+      <w:r>
+        <w:rPr>
+          <w:vertAlign w:val="subscript"/>
+        </w:rPr>
+        <w:t>100%</w:t>
+      </w:r>
+      <w:r>
+        <w:t xml:space="preserve">, C58P </w:t>
+      </w:r>
+      <w:r>
+        <w:rPr>
+          <w:vertAlign w:val="subscript"/>
+        </w:rPr>
+        <w:t>100%</w:t>
+      </w:r>
+      <w:r>
+        <w:t xml:space="preserve">, I62N </w:t>
+      </w:r>
+      <w:r>
+        <w:rPr>
+          <w:vertAlign w:val="subscript"/>
+        </w:rPr>
+        <w:t>100%</w:t>
+      </w:r>
+      <w:r>
+        <w:t xml:space="preserve">, Y92C </w:t>
+      </w:r>
+      <w:r>
+        <w:rPr>
+          <w:vertAlign w:val="subscript"/>
+        </w:rPr>
+        <w:t>100%</w:t>
+      </w:r>
+      <w:r>
+        <w:t xml:space="preserve">, T93Y </w:t>
+      </w:r>
+      <w:r>
+        <w:rPr>
+          <w:vertAlign w:val="subscript"/>
+        </w:rPr>
+        <w:t>100%</w:t>
+      </w:r>
+      <w:r/>
     </w:p>
     <w:p>
       <w:pPr>
         <w:pStyle w:val="ListBullet"/>
       </w:pPr>
       <w:r>
-        <w:t>GT2_2d: C38S (100%), C58P (100%), G32P (100%), I62N (100%), K29P (100%), L26K (100%), L30K (100%), P28F (92%), P31L (77%), T93Y (100%), Y92C (100%)</w:t>
-      </w:r>
+        <w:t xml:space="preserve">GT2_2e: A24S </w:t>
+      </w:r>
+      <w:r>
+        <w:rPr>
+          <w:vertAlign w:val="subscript"/>
+        </w:rPr>
+        <w:t>100%</w:t>
+      </w:r>
+      <w:r>
+        <w:t xml:space="preserve">, L26K </w:t>
+      </w:r>
+      <w:r>
+        <w:rPr>
+          <w:vertAlign w:val="subscript"/>
+        </w:rPr>
+        <w:t>100%</w:t>
+      </w:r>
+      <w:r>
+        <w:t xml:space="preserve">, P28F </w:t>
+      </w:r>
+      <w:r>
+        <w:rPr>
+          <w:vertAlign w:val="subscript"/>
+        </w:rPr>
+        <w:t>100%</w:t>
+      </w:r>
+      <w:r>
+        <w:t xml:space="preserve">, K29P </w:t>
+      </w:r>
+      <w:r>
+        <w:rPr>
+          <w:vertAlign w:val="subscript"/>
+        </w:rPr>
+        <w:t>100%</w:t>
+      </w:r>
+      <w:r>
+        <w:t xml:space="preserve">, M30K </w:t>
+      </w:r>
+      <w:r>
+        <w:rPr>
+          <w:vertAlign w:val="subscript"/>
+        </w:rPr>
+        <w:t>100%</w:t>
+      </w:r>
+      <w:r>
+        <w:t xml:space="preserve">, P31M </w:t>
+      </w:r>
+      <w:r>
+        <w:rPr>
+          <w:vertAlign w:val="subscript"/>
+        </w:rPr>
+        <w:t>100%</w:t>
+      </w:r>
+      <w:r>
+        <w:t xml:space="preserve">, G32P </w:t>
+      </w:r>
+      <w:r>
+        <w:rPr>
+          <w:vertAlign w:val="subscript"/>
+        </w:rPr>
+        <w:t>100%</w:t>
+      </w:r>
+      <w:r>
+        <w:t xml:space="preserve">, C38S </w:t>
+      </w:r>
+      <w:r>
+        <w:rPr>
+          <w:vertAlign w:val="subscript"/>
+        </w:rPr>
+        <w:t>100%</w:t>
+      </w:r>
+      <w:r>
+        <w:t xml:space="preserve">, C58S </w:t>
+      </w:r>
+      <w:r>
+        <w:rPr>
+          <w:vertAlign w:val="subscript"/>
+        </w:rPr>
+        <w:t>100%</w:t>
+      </w:r>
+      <w:r>
+        <w:t xml:space="preserve">, I62N </w:t>
+      </w:r>
+      <w:r>
+        <w:rPr>
+          <w:vertAlign w:val="subscript"/>
+        </w:rPr>
+        <w:t>100%</w:t>
+      </w:r>
+      <w:r>
+        <w:t xml:space="preserve">, Y92S </w:t>
+      </w:r>
+      <w:r>
+        <w:rPr>
+          <w:vertAlign w:val="subscript"/>
+        </w:rPr>
+        <w:t>100%</w:t>
+      </w:r>
+      <w:r>
+        <w:t xml:space="preserve">, T93Y </w:t>
+      </w:r>
+      <w:r>
+        <w:rPr>
+          <w:vertAlign w:val="subscript"/>
+        </w:rPr>
+        <w:t>100%</w:t>
+      </w:r>
+      <w:r/>
     </w:p>
     <w:p>
       <w:pPr>
         <w:pStyle w:val="ListBullet"/>
       </w:pPr>
       <w:r>
-        <w:t>GT2_2e: A24S (100%), C38S (100%), C58S (100%), G32P (100%), I62N (100%), K29P (100%), L26K (100%), M30K (100%), P28F (100%), P31M (100%), T93Y (100%), Y92S (100%)</w:t>
-      </w:r>
+        <w:t xml:space="preserve">GT2_2i: L26K </w:t>
+      </w:r>
+      <w:r>
+        <w:rPr>
+          <w:vertAlign w:val="subscript"/>
+        </w:rPr>
+        <w:t>100%</w:t>
+      </w:r>
+      <w:r>
+        <w:t xml:space="preserve">, P28F </w:t>
+      </w:r>
+      <w:r>
+        <w:rPr>
+          <w:vertAlign w:val="subscript"/>
+        </w:rPr>
+        <w:t>100%</w:t>
+      </w:r>
+      <w:r>
+        <w:t xml:space="preserve">, K29P </w:t>
+      </w:r>
+      <w:r>
+        <w:rPr>
+          <w:vertAlign w:val="subscript"/>
+        </w:rPr>
+        <w:t>100%</w:t>
+      </w:r>
+      <w:r>
+        <w:t xml:space="preserve">, M30K </w:t>
+      </w:r>
+      <w:r>
+        <w:rPr>
+          <w:vertAlign w:val="subscript"/>
+        </w:rPr>
+        <w:t>100%</w:t>
+      </w:r>
+      <w:r>
+        <w:t xml:space="preserve">, P31M </w:t>
+      </w:r>
+      <w:r>
+        <w:rPr>
+          <w:vertAlign w:val="subscript"/>
+        </w:rPr>
+        <w:t>100%</w:t>
+      </w:r>
+      <w:r>
+        <w:t xml:space="preserve">, G32P </w:t>
+      </w:r>
+      <w:r>
+        <w:rPr>
+          <w:vertAlign w:val="subscript"/>
+        </w:rPr>
+        <w:t>100%</w:t>
+      </w:r>
+      <w:r>
+        <w:t xml:space="preserve">, C38S </w:t>
+      </w:r>
+      <w:r>
+        <w:rPr>
+          <w:vertAlign w:val="subscript"/>
+        </w:rPr>
+        <w:t>100%</w:t>
+      </w:r>
+      <w:r>
+        <w:t xml:space="preserve">, C58P </w:t>
+      </w:r>
+      <w:r>
+        <w:rPr>
+          <w:vertAlign w:val="subscript"/>
+        </w:rPr>
+        <w:t>100%</w:t>
+      </w:r>
+      <w:r>
+        <w:t xml:space="preserve">, V62N </w:t>
+      </w:r>
+      <w:r>
+        <w:rPr>
+          <w:vertAlign w:val="subscript"/>
+        </w:rPr>
+        <w:t>100%</w:t>
+      </w:r>
+      <w:r>
+        <w:t xml:space="preserve">, Y92C </w:t>
+      </w:r>
+      <w:r>
+        <w:rPr>
+          <w:vertAlign w:val="subscript"/>
+        </w:rPr>
+        <w:t>100%</w:t>
+      </w:r>
+      <w:r>
+        <w:t xml:space="preserve">, T93Y </w:t>
+      </w:r>
+      <w:r>
+        <w:rPr>
+          <w:vertAlign w:val="subscript"/>
+        </w:rPr>
+        <w:t>100%</w:t>
+      </w:r>
+      <w:r/>
     </w:p>
     <w:p>
       <w:pPr>
         <w:pStyle w:val="ListBullet"/>
       </w:pPr>
       <w:r>
-        <w:t>GT2_2i: C38S (100%), C58P (100%), G32P (100%), K29P (100%), L26K (100%), M30K (100%), P28F (100%), P31M (100%), T93Y (100%), V62N (100%), Y92C (100%)</w:t>
-      </w:r>
+        <w:t xml:space="preserve">GT2_2j: L26K </w:t>
+      </w:r>
+      <w:r>
+        <w:rPr>
+          <w:vertAlign w:val="subscript"/>
+        </w:rPr>
+        <w:t>100%</w:t>
+      </w:r>
+      <w:r>
+        <w:t xml:space="preserve">, P28F </w:t>
+      </w:r>
+      <w:r>
+        <w:rPr>
+          <w:vertAlign w:val="subscript"/>
+        </w:rPr>
+        <w:t>49%</w:t>
+      </w:r>
+      <w:r>
+        <w:t xml:space="preserve">, K29P </w:t>
+      </w:r>
+      <w:r>
+        <w:rPr>
+          <w:vertAlign w:val="subscript"/>
+        </w:rPr>
+        <w:t>93%</w:t>
+      </w:r>
+      <w:r>
+        <w:t xml:space="preserve">, M30K </w:t>
+      </w:r>
+      <w:r>
+        <w:rPr>
+          <w:vertAlign w:val="subscript"/>
+        </w:rPr>
+        <w:t>93%</w:t>
+      </w:r>
+      <w:r>
+        <w:t xml:space="preserve">, P31M </w:t>
+      </w:r>
+      <w:r>
+        <w:rPr>
+          <w:vertAlign w:val="subscript"/>
+        </w:rPr>
+        <w:t>70%</w:t>
+      </w:r>
+      <w:r>
+        <w:t xml:space="preserve">, G32P </w:t>
+      </w:r>
+      <w:r>
+        <w:rPr>
+          <w:vertAlign w:val="subscript"/>
+        </w:rPr>
+        <w:t>100%</w:t>
+      </w:r>
+      <w:r>
+        <w:t xml:space="preserve">, C38S </w:t>
+      </w:r>
+      <w:r>
+        <w:rPr>
+          <w:vertAlign w:val="subscript"/>
+        </w:rPr>
+        <w:t>100%</w:t>
+      </w:r>
+      <w:r>
+        <w:t xml:space="preserve">, C58P </w:t>
+      </w:r>
+      <w:r>
+        <w:rPr>
+          <w:vertAlign w:val="subscript"/>
+        </w:rPr>
+        <w:t>98%</w:t>
+      </w:r>
+      <w:r>
+        <w:t xml:space="preserve">, I62N </w:t>
+      </w:r>
+      <w:r>
+        <w:rPr>
+          <w:vertAlign w:val="subscript"/>
+        </w:rPr>
+        <w:t>73%</w:t>
+      </w:r>
+      <w:r>
+        <w:t xml:space="preserve">, Y92C </w:t>
+      </w:r>
+      <w:r>
+        <w:rPr>
+          <w:vertAlign w:val="subscript"/>
+        </w:rPr>
+        <w:t>95%</w:t>
+      </w:r>
+      <w:r>
+        <w:t xml:space="preserve">, T93Y </w:t>
+      </w:r>
+      <w:r>
+        <w:rPr>
+          <w:vertAlign w:val="subscript"/>
+        </w:rPr>
+        <w:t>100%</w:t>
+      </w:r>
+      <w:r/>
     </w:p>
     <w:p>
       <w:pPr>
         <w:pStyle w:val="ListBullet"/>
       </w:pPr>
       <w:r>
-        <w:t>GT2_2j: C38S (100%), C58P (98%), G32P (100%), I62N (73%), K29P (93%), L26K (100%), M30K (93%), P28F (49%), P31M (70%), T93Y (100%), Y92C (95%)</w:t>
-      </w:r>
+        <w:t xml:space="preserve">GT2_2k: T24S </w:t>
+      </w:r>
+      <w:r>
+        <w:rPr>
+          <w:vertAlign w:val="subscript"/>
+        </w:rPr>
+        <w:t>100%</w:t>
+      </w:r>
+      <w:r>
+        <w:t xml:space="preserve">, L26K </w:t>
+      </w:r>
+      <w:r>
+        <w:rPr>
+          <w:vertAlign w:val="subscript"/>
+        </w:rPr>
+        <w:t>100%</w:t>
+      </w:r>
+      <w:r>
+        <w:t xml:space="preserve">, P28L </w:t>
+      </w:r>
+      <w:r>
+        <w:rPr>
+          <w:vertAlign w:val="subscript"/>
+        </w:rPr>
+        <w:t>57%</w:t>
+      </w:r>
+      <w:r>
+        <w:t xml:space="preserve">, K29P </w:t>
+      </w:r>
+      <w:r>
+        <w:rPr>
+          <w:vertAlign w:val="subscript"/>
+        </w:rPr>
+        <w:t>100%</w:t>
+      </w:r>
+      <w:r>
+        <w:t xml:space="preserve">, M30K </w:t>
+      </w:r>
+      <w:r>
+        <w:rPr>
+          <w:vertAlign w:val="subscript"/>
+        </w:rPr>
+        <w:t>93%</w:t>
+      </w:r>
+      <w:r>
+        <w:t xml:space="preserve">, P31M </w:t>
+      </w:r>
+      <w:r>
+        <w:rPr>
+          <w:vertAlign w:val="subscript"/>
+        </w:rPr>
+        <w:t>87%</w:t>
+      </w:r>
+      <w:r>
+        <w:t xml:space="preserve">, G32P </w:t>
+      </w:r>
+      <w:r>
+        <w:rPr>
+          <w:vertAlign w:val="subscript"/>
+        </w:rPr>
+        <w:t>100%</w:t>
+      </w:r>
+      <w:r>
+        <w:t xml:space="preserve">, C38S </w:t>
+      </w:r>
+      <w:r>
+        <w:rPr>
+          <w:vertAlign w:val="subscript"/>
+        </w:rPr>
+        <w:t>100%</w:t>
+      </w:r>
+      <w:r>
+        <w:t xml:space="preserve">, C58P </w:t>
+      </w:r>
+      <w:r>
+        <w:rPr>
+          <w:vertAlign w:val="subscript"/>
+        </w:rPr>
+        <w:t>100%</w:t>
+      </w:r>
+      <w:r>
+        <w:t xml:space="preserve">, V62N </w:t>
+      </w:r>
+      <w:r>
+        <w:rPr>
+          <w:vertAlign w:val="subscript"/>
+        </w:rPr>
+        <w:t>27%</w:t>
+      </w:r>
+      <w:r>
+        <w:t xml:space="preserve">, Y92C </w:t>
+      </w:r>
+      <w:r>
+        <w:rPr>
+          <w:vertAlign w:val="subscript"/>
+        </w:rPr>
+        <w:t>100%</w:t>
+      </w:r>
+      <w:r>
+        <w:t xml:space="preserve">, T93Y </w:t>
+      </w:r>
+      <w:r>
+        <w:rPr>
+          <w:vertAlign w:val="subscript"/>
+        </w:rPr>
+        <w:t>100%</w:t>
+      </w:r>
+      <w:r/>
     </w:p>
     <w:p>
       <w:pPr>
         <w:pStyle w:val="ListBullet"/>
       </w:pPr>
       <w:r>
-        <w:t>GT2_2k: C38S (100%), C58P (100%), G32P (100%), K29P (100%), L26K (100%), M30K (93%), P28L (57%), P31M (87%), T24S (100%), T93Y (100%), V62N (27%), Y92C (100%)</w:t>
-      </w:r>
+        <w:t xml:space="preserve">GT2_2m: L26K </w:t>
+      </w:r>
+      <w:r>
+        <w:rPr>
+          <w:vertAlign w:val="subscript"/>
+        </w:rPr>
+        <w:t>100%</w:t>
+      </w:r>
+      <w:r>
+        <w:t xml:space="preserve">, P28L </w:t>
+      </w:r>
+      <w:r>
+        <w:rPr>
+          <w:vertAlign w:val="subscript"/>
+        </w:rPr>
+        <w:t>100%</w:t>
+      </w:r>
+      <w:r>
+        <w:t xml:space="preserve">, R29P </w:t>
+      </w:r>
+      <w:r>
+        <w:rPr>
+          <w:vertAlign w:val="subscript"/>
+        </w:rPr>
+        <w:t>100%</w:t>
+      </w:r>
+      <w:r>
+        <w:t xml:space="preserve">, M30R </w:t>
+      </w:r>
+      <w:r>
+        <w:rPr>
+          <w:vertAlign w:val="subscript"/>
+        </w:rPr>
+        <w:t>60%</w:t>
+      </w:r>
+      <w:r>
+        <w:t xml:space="preserve">, P31M </w:t>
+      </w:r>
+      <w:r>
+        <w:rPr>
+          <w:vertAlign w:val="subscript"/>
+        </w:rPr>
+        <w:t>100%</w:t>
+      </w:r>
+      <w:r>
+        <w:t xml:space="preserve">, G32P </w:t>
+      </w:r>
+      <w:r>
+        <w:rPr>
+          <w:vertAlign w:val="subscript"/>
+        </w:rPr>
+        <w:t>100%</w:t>
+      </w:r>
+      <w:r>
+        <w:t xml:space="preserve">, C38S </w:t>
+      </w:r>
+      <w:r>
+        <w:rPr>
+          <w:vertAlign w:val="subscript"/>
+        </w:rPr>
+        <w:t>100%</w:t>
+      </w:r>
+      <w:r>
+        <w:t xml:space="preserve">, C58P </w:t>
+      </w:r>
+      <w:r>
+        <w:rPr>
+          <w:vertAlign w:val="subscript"/>
+        </w:rPr>
+        <w:t>100%</w:t>
+      </w:r>
+      <w:r>
+        <w:t xml:space="preserve">, I62A </w:t>
+      </w:r>
+      <w:r>
+        <w:rPr>
+          <w:vertAlign w:val="subscript"/>
+        </w:rPr>
+        <w:t>100%</w:t>
+      </w:r>
+      <w:r>
+        <w:t xml:space="preserve">, Y92S </w:t>
+      </w:r>
+      <w:r>
+        <w:rPr>
+          <w:vertAlign w:val="subscript"/>
+        </w:rPr>
+        <w:t>100%</w:t>
+      </w:r>
+      <w:r>
+        <w:t xml:space="preserve">, T93Y </w:t>
+      </w:r>
+      <w:r>
+        <w:rPr>
+          <w:vertAlign w:val="subscript"/>
+        </w:rPr>
+        <w:t>100%</w:t>
+      </w:r>
+      <w:r/>
     </w:p>
     <w:p>
       <w:pPr>
         <w:pStyle w:val="ListBullet"/>
       </w:pPr>
       <w:r>
-        <w:t>GT2_2m: C38S (100%), C58P (100%), G32P (100%), I62A (100%), K29P (100%), L26K (100%), M30R (60%), P28L (100%), P31M (100%), R29P (100%), T93Y (100%), Y92S (100%)</w:t>
-      </w:r>
+        <w:t xml:space="preserve">GT2_2q: L26K </w:t>
+      </w:r>
+      <w:r>
+        <w:rPr>
+          <w:vertAlign w:val="subscript"/>
+        </w:rPr>
+        <w:t>100%</w:t>
+      </w:r>
+      <w:r>
+        <w:t xml:space="preserve">, P28L </w:t>
+      </w:r>
+      <w:r>
+        <w:rPr>
+          <w:vertAlign w:val="subscript"/>
+        </w:rPr>
+        <w:t>57%</w:t>
+      </w:r>
+      <w:r>
+        <w:t xml:space="preserve">, K29P </w:t>
+      </w:r>
+      <w:r>
+        <w:rPr>
+          <w:vertAlign w:val="subscript"/>
+        </w:rPr>
+        <w:t>100%</w:t>
+      </w:r>
+      <w:r>
+        <w:t xml:space="preserve">, L30K </w:t>
+      </w:r>
+      <w:r>
+        <w:rPr>
+          <w:vertAlign w:val="subscript"/>
+        </w:rPr>
+        <w:t>93%</w:t>
+      </w:r>
+      <w:r>
+        <w:t xml:space="preserve">, P31M </w:t>
+      </w:r>
+      <w:r>
+        <w:rPr>
+          <w:vertAlign w:val="subscript"/>
+        </w:rPr>
+        <w:t>80%</w:t>
+      </w:r>
+      <w:r>
+        <w:t xml:space="preserve">, G32P </w:t>
+      </w:r>
+      <w:r>
+        <w:rPr>
+          <w:vertAlign w:val="subscript"/>
+        </w:rPr>
+        <w:t>100%</w:t>
+      </w:r>
+      <w:r>
+        <w:t xml:space="preserve">, C38S </w:t>
+      </w:r>
+      <w:r>
+        <w:rPr>
+          <w:vertAlign w:val="subscript"/>
+        </w:rPr>
+        <w:t>100%</w:t>
+      </w:r>
+      <w:r>
+        <w:t xml:space="preserve">, C58P </w:t>
+      </w:r>
+      <w:r>
+        <w:rPr>
+          <w:vertAlign w:val="subscript"/>
+        </w:rPr>
+        <w:t>100%</w:t>
+      </w:r>
+      <w:r>
+        <w:t xml:space="preserve">, I62N </w:t>
+      </w:r>
+      <w:r>
+        <w:rPr>
+          <w:vertAlign w:val="subscript"/>
+        </w:rPr>
+        <w:t>67%</w:t>
+      </w:r>
+      <w:r>
+        <w:t xml:space="preserve">, Y92C </w:t>
+      </w:r>
+      <w:r>
+        <w:rPr>
+          <w:vertAlign w:val="subscript"/>
+        </w:rPr>
+        <w:t>93%</w:t>
+      </w:r>
+      <w:r>
+        <w:t xml:space="preserve">, T93Y </w:t>
+      </w:r>
+      <w:r>
+        <w:rPr>
+          <w:vertAlign w:val="subscript"/>
+        </w:rPr>
+        <w:t>100%</w:t>
+      </w:r>
+      <w:r/>
     </w:p>
     <w:p>
       <w:pPr>
         <w:pStyle w:val="ListBullet"/>
       </w:pPr>
       <w:r>
-        <w:t>GT2_2q: C38S (100%), C58P (100%), G32P (100%), I62N (67%), K29P (100%), L26K (100%), L30K (93%), M30K (93%), P28L (57%), P31M (80%), T93Y (100%), Y92C (93%)</w:t>
-      </w:r>
+        <w:t xml:space="preserve">GT2_2r: L26K </w:t>
+      </w:r>
+      <w:r>
+        <w:rPr>
+          <w:vertAlign w:val="subscript"/>
+        </w:rPr>
+        <w:t>100%</w:t>
+      </w:r>
+      <w:r>
+        <w:t xml:space="preserve">, P28F </w:t>
+      </w:r>
+      <w:r>
+        <w:rPr>
+          <w:vertAlign w:val="subscript"/>
+        </w:rPr>
+        <w:t>100%</w:t>
+      </w:r>
+      <w:r>
+        <w:t xml:space="preserve">, K29P </w:t>
+      </w:r>
+      <w:r>
+        <w:rPr>
+          <w:vertAlign w:val="subscript"/>
+        </w:rPr>
+        <w:t>100%</w:t>
+      </w:r>
+      <w:r>
+        <w:t xml:space="preserve">, M30K </w:t>
+      </w:r>
+      <w:r>
+        <w:rPr>
+          <w:vertAlign w:val="subscript"/>
+        </w:rPr>
+        <w:t>100%</w:t>
+      </w:r>
+      <w:r>
+        <w:t xml:space="preserve">, P31M </w:t>
+      </w:r>
+      <w:r>
+        <w:rPr>
+          <w:vertAlign w:val="subscript"/>
+        </w:rPr>
+        <w:t>100%</w:t>
+      </w:r>
+      <w:r>
+        <w:t xml:space="preserve">, G32P </w:t>
+      </w:r>
+      <w:r>
+        <w:rPr>
+          <w:vertAlign w:val="subscript"/>
+        </w:rPr>
+        <w:t>100%</w:t>
+      </w:r>
+      <w:r>
+        <w:t xml:space="preserve">, C38S </w:t>
+      </w:r>
+      <w:r>
+        <w:rPr>
+          <w:vertAlign w:val="subscript"/>
+        </w:rPr>
+        <w:t>100%</w:t>
+      </w:r>
+      <w:r>
+        <w:t xml:space="preserve">, C58P </w:t>
+      </w:r>
+      <w:r>
+        <w:rPr>
+          <w:vertAlign w:val="subscript"/>
+        </w:rPr>
+        <w:t>100%</w:t>
+      </w:r>
+      <w:r>
+        <w:t xml:space="preserve">, I62N </w:t>
+      </w:r>
+      <w:r>
+        <w:rPr>
+          <w:vertAlign w:val="subscript"/>
+        </w:rPr>
+        <w:t>100%</w:t>
+      </w:r>
+      <w:r>
+        <w:t xml:space="preserve">, Y92C </w:t>
+      </w:r>
+      <w:r>
+        <w:rPr>
+          <w:vertAlign w:val="subscript"/>
+        </w:rPr>
+        <w:t>100%</w:t>
+      </w:r>
+      <w:r>
+        <w:t xml:space="preserve">, T93Y </w:t>
+      </w:r>
+      <w:r>
+        <w:rPr>
+          <w:vertAlign w:val="subscript"/>
+        </w:rPr>
+        <w:t>100%</w:t>
+      </w:r>
+      <w:r/>
     </w:p>
     <w:p>
       <w:pPr>
         <w:pStyle w:val="ListBullet"/>
       </w:pPr>
       <w:r>
-        <w:t>GT2_2r: C38S (100%), C58P (100%), G32P (100%), I62N (100%), K29P (100%), L26K (100%), M30K (100%), P28F (100%), P31M (100%), T93Y (100%), Y92C (100%)</w:t>
-      </w:r>
+        <w:t xml:space="preserve">GT3_3b: K24S </w:t>
+      </w:r>
+      <w:r>
+        <w:rPr>
+          <w:vertAlign w:val="subscript"/>
+        </w:rPr>
+        <w:t>100%</w:t>
+      </w:r>
+      <w:r>
+        <w:t xml:space="preserve">, M26K </w:t>
+      </w:r>
+      <w:r>
+        <w:rPr>
+          <w:vertAlign w:val="subscript"/>
+        </w:rPr>
+        <w:t>100%</w:t>
+      </w:r>
+      <w:r>
+        <w:t xml:space="preserve">, K28M </w:t>
+      </w:r>
+      <w:r>
+        <w:rPr>
+          <w:vertAlign w:val="subscript"/>
+        </w:rPr>
+        <w:t>99%</w:t>
+      </w:r>
+      <w:r>
+        <w:t xml:space="preserve">, V29P </w:t>
+      </w:r>
+      <w:r>
+        <w:rPr>
+          <w:vertAlign w:val="subscript"/>
+        </w:rPr>
+        <w:t>100%</w:t>
+      </w:r>
+      <w:r>
+        <w:t xml:space="preserve">, P30K </w:t>
+      </w:r>
+      <w:r>
+        <w:rPr>
+          <w:vertAlign w:val="subscript"/>
+        </w:rPr>
+        <w:t>98%</w:t>
+      </w:r>
+      <w:r>
+        <w:t xml:space="preserve">, G31M </w:t>
+      </w:r>
+      <w:r>
+        <w:rPr>
+          <w:vertAlign w:val="subscript"/>
+        </w:rPr>
+        <w:t>97%</w:t>
+      </w:r>
+      <w:r>
+        <w:t xml:space="preserve">, I32P </w:t>
+      </w:r>
+      <w:r>
+        <w:rPr>
+          <w:vertAlign w:val="subscript"/>
+        </w:rPr>
+        <w:t>100%</w:t>
+      </w:r>
+      <w:r>
+        <w:t xml:space="preserve">, Q38S </w:t>
+      </w:r>
+      <w:r>
+        <w:rPr>
+          <w:vertAlign w:val="subscript"/>
+        </w:rPr>
+        <w:t>100%</w:t>
+      </w:r>
+      <w:r>
+        <w:t xml:space="preserve">, G58P </w:t>
+      </w:r>
+      <w:r>
+        <w:rPr>
+          <w:vertAlign w:val="subscript"/>
+        </w:rPr>
+        <w:t>100%</w:t>
+      </w:r>
+      <w:r>
+        <w:t xml:space="preserve">, T62E </w:t>
+      </w:r>
+      <w:r>
+        <w:rPr>
+          <w:vertAlign w:val="subscript"/>
+        </w:rPr>
+        <w:t>76%</w:t>
+      </w:r>
+      <w:r>
+        <w:t xml:space="preserve">, T92E </w:t>
+      </w:r>
+      <w:r>
+        <w:rPr>
+          <w:vertAlign w:val="subscript"/>
+        </w:rPr>
+        <w:t>100%</w:t>
+      </w:r>
+      <w:r>
+        <w:t xml:space="preserve">, T93Y </w:t>
+      </w:r>
+      <w:r>
+        <w:rPr>
+          <w:vertAlign w:val="subscript"/>
+        </w:rPr>
+        <w:t>100%</w:t>
+      </w:r>
+      <w:r/>
     </w:p>
     <w:p>
       <w:pPr>
         <w:pStyle w:val="ListBullet"/>
       </w:pPr>
       <w:r>
-        <w:t>GT3_3b: G31M (97%), G58P (100%), I32P (100%), K24S (100%), K28M (99%), M26K (100%), P30K (98%), Q38S (100%), T62E (76%), T92E (100%), T93Y (100%), V29P (100%)</w:t>
-      </w:r>
+        <w:t xml:space="preserve">GT3_3g: T24S </w:t>
+      </w:r>
+      <w:r>
+        <w:rPr>
+          <w:vertAlign w:val="subscript"/>
+        </w:rPr>
+        <w:t>88%</w:t>
+      </w:r>
+      <w:r/>
     </w:p>
     <w:p>
       <w:pPr>
         <w:pStyle w:val="ListBullet"/>
       </w:pPr>
       <w:r>
-        <w:t>GT3_3g: T24S (88%), V31M (67%)</w:t>
-      </w:r>
+        <w:t xml:space="preserve">GT3_3h: L24S </w:t>
+      </w:r>
+      <w:r>
+        <w:rPr>
+          <w:vertAlign w:val="subscript"/>
+        </w:rPr>
+        <w:t>73%</w:t>
+      </w:r>
+      <w:r>
+        <w:t xml:space="preserve">, P26K </w:t>
+      </w:r>
+      <w:r>
+        <w:rPr>
+          <w:vertAlign w:val="subscript"/>
+        </w:rPr>
+        <w:t>100%</w:t>
+      </w:r>
+      <w:r>
+        <w:t xml:space="preserve">, L28M </w:t>
+      </w:r>
+      <w:r>
+        <w:rPr>
+          <w:vertAlign w:val="subscript"/>
+        </w:rPr>
+        <w:t>100%</w:t>
+      </w:r>
+      <w:r>
+        <w:t xml:space="preserve">, G30A </w:t>
+      </w:r>
+      <w:r>
+        <w:rPr>
+          <w:vertAlign w:val="subscript"/>
+        </w:rPr>
+        <w:t>91%</w:t>
+      </w:r>
+      <w:r>
+        <w:t xml:space="preserve">, I31L </w:t>
+      </w:r>
+      <w:r>
+        <w:rPr>
+          <w:vertAlign w:val="subscript"/>
+        </w:rPr>
+        <w:t>100%</w:t>
+      </w:r>
+      <w:r>
+        <w:t xml:space="preserve">, K38S </w:t>
+      </w:r>
+      <w:r>
+        <w:rPr>
+          <w:vertAlign w:val="subscript"/>
+        </w:rPr>
+        <w:t>100%</w:t>
+      </w:r>
+      <w:r>
+        <w:t xml:space="preserve">, V58P </w:t>
+      </w:r>
+      <w:r>
+        <w:rPr>
+          <w:vertAlign w:val="subscript"/>
+        </w:rPr>
+        <w:t>82%</w:t>
+      </w:r>
+      <w:r>
+        <w:t xml:space="preserve">, G62M </w:t>
+      </w:r>
+      <w:r>
+        <w:rPr>
+          <w:vertAlign w:val="subscript"/>
+        </w:rPr>
+        <w:t>45%</w:t>
+      </w:r>
+      <w:r>
+        <w:t xml:space="preserve">, V92E </w:t>
+      </w:r>
+      <w:r>
+        <w:rPr>
+          <w:vertAlign w:val="subscript"/>
+        </w:rPr>
+        <w:t>100%</w:t>
+      </w:r>
+      <w:r>
+        <w:t xml:space="preserve">, G93Y </w:t>
+      </w:r>
+      <w:r>
+        <w:rPr>
+          <w:vertAlign w:val="subscript"/>
+        </w:rPr>
+        <w:t>73%</w:t>
+      </w:r>
+      <w:r/>
     </w:p>
     <w:p>
       <w:pPr>
         <w:pStyle w:val="ListBullet"/>
       </w:pPr>
       <w:r>
-        <w:t>GT3_3h: G30A (91%), G62M (45%), G93Y (73%), I31L (100%), K38S (100%), L24S (73%), L28M (100%), P26K (100%), V58P (82%), V92E (100%)</w:t>
-      </w:r>
+        <w:t xml:space="preserve">GT3_3i: K24S </w:t>
+      </w:r>
+      <w:r>
+        <w:rPr>
+          <w:vertAlign w:val="subscript"/>
+        </w:rPr>
+        <w:t>100%</w:t>
+      </w:r>
+      <w:r>
+        <w:t xml:space="preserve">, M26K </w:t>
+      </w:r>
+      <w:r>
+        <w:rPr>
+          <w:vertAlign w:val="subscript"/>
+        </w:rPr>
+        <w:t>100%</w:t>
+      </w:r>
+      <w:r>
+        <w:t xml:space="preserve">, K28M </w:t>
+      </w:r>
+      <w:r>
+        <w:rPr>
+          <w:vertAlign w:val="subscript"/>
+        </w:rPr>
+        <w:t>100%</w:t>
+      </w:r>
+      <w:r>
+        <w:t xml:space="preserve">, L29P </w:t>
+      </w:r>
+      <w:r>
+        <w:rPr>
+          <w:vertAlign w:val="subscript"/>
+        </w:rPr>
+        <w:t>100%</w:t>
+      </w:r>
+      <w:r>
+        <w:t xml:space="preserve">, P30K </w:t>
+      </w:r>
+      <w:r>
+        <w:rPr>
+          <w:vertAlign w:val="subscript"/>
+        </w:rPr>
+        <w:t>86%</w:t>
+      </w:r>
+      <w:r>
+        <w:t xml:space="preserve">, G31L </w:t>
+      </w:r>
+      <w:r>
+        <w:rPr>
+          <w:vertAlign w:val="subscript"/>
+        </w:rPr>
+        <w:t>100%</w:t>
+      </w:r>
+      <w:r>
+        <w:t xml:space="preserve">, V32P </w:t>
+      </w:r>
+      <w:r>
+        <w:rPr>
+          <w:vertAlign w:val="subscript"/>
+        </w:rPr>
+        <w:t>100%</w:t>
+      </w:r>
+      <w:r>
+        <w:t xml:space="preserve">, Q38S </w:t>
+      </w:r>
+      <w:r>
+        <w:rPr>
+          <w:vertAlign w:val="subscript"/>
+        </w:rPr>
+        <w:t>100%</w:t>
+      </w:r>
+      <w:r>
+        <w:t xml:space="preserve">, G58P </w:t>
+      </w:r>
+      <w:r>
+        <w:rPr>
+          <w:vertAlign w:val="subscript"/>
+        </w:rPr>
+        <w:t>100%</w:t>
+      </w:r>
+      <w:r>
+        <w:t xml:space="preserve">, T62M </w:t>
+      </w:r>
+      <w:r>
+        <w:rPr>
+          <w:vertAlign w:val="subscript"/>
+        </w:rPr>
+        <w:t>86%</w:t>
+      </w:r>
+      <w:r>
+        <w:t xml:space="preserve">, T92E </w:t>
+      </w:r>
+      <w:r>
+        <w:rPr>
+          <w:vertAlign w:val="subscript"/>
+        </w:rPr>
+        <w:t>100%</w:t>
+      </w:r>
+      <w:r>
+        <w:t xml:space="preserve">, T93Y </w:t>
+      </w:r>
+      <w:r>
+        <w:rPr>
+          <w:vertAlign w:val="subscript"/>
+        </w:rPr>
+        <w:t>100%</w:t>
+      </w:r>
+      <w:r/>
     </w:p>
     <w:p>
       <w:pPr>
         <w:pStyle w:val="ListBullet"/>
       </w:pPr>
       <w:r>
-        <w:t>GT3_3i: G31L (100%), G58P (100%), K24S (100%), K28M (100%), L29P (100%), M26K (100%), P30K (86%), Q38S (100%), R28M (100%), T62M (86%), T92E (100%), T93Y (100%), V32P (100%)</w:t>
-      </w:r>
+        <w:t xml:space="preserve">GT3_3k: I24G </w:t>
+      </w:r>
+      <w:r>
+        <w:rPr>
+          <w:vertAlign w:val="subscript"/>
+        </w:rPr>
+        <w:t>100%</w:t>
+      </w:r>
+      <w:r>
+        <w:t xml:space="preserve">, P26K </w:t>
+      </w:r>
+      <w:r>
+        <w:rPr>
+          <w:vertAlign w:val="subscript"/>
+        </w:rPr>
+        <w:t>100%</w:t>
+      </w:r>
+      <w:r>
+        <w:t xml:space="preserve">, M28L </w:t>
+      </w:r>
+      <w:r>
+        <w:rPr>
+          <w:vertAlign w:val="subscript"/>
+        </w:rPr>
+        <w:t>50%</w:t>
+      </w:r>
+      <w:r>
+        <w:t xml:space="preserve">, G30K </w:t>
+      </w:r>
+      <w:r>
+        <w:rPr>
+          <w:vertAlign w:val="subscript"/>
+        </w:rPr>
+        <w:t>100%</w:t>
+      </w:r>
+      <w:r>
+        <w:t xml:space="preserve">, I31M </w:t>
+      </w:r>
+      <w:r>
+        <w:rPr>
+          <w:vertAlign w:val="subscript"/>
+        </w:rPr>
+        <w:t>100%</w:t>
+      </w:r>
+      <w:r>
+        <w:t xml:space="preserve">, K38S </w:t>
+      </w:r>
+      <w:r>
+        <w:rPr>
+          <w:vertAlign w:val="subscript"/>
+        </w:rPr>
+        <w:t>100%</w:t>
+      </w:r>
+      <w:r>
+        <w:t xml:space="preserve">, A58P </w:t>
+      </w:r>
+      <w:r>
+        <w:rPr>
+          <w:vertAlign w:val="subscript"/>
+        </w:rPr>
+        <w:t>100%</w:t>
+      </w:r>
+      <w:r>
+        <w:t xml:space="preserve">, G62L </w:t>
+      </w:r>
+      <w:r>
+        <w:rPr>
+          <w:vertAlign w:val="subscript"/>
+        </w:rPr>
+        <w:t>100%</w:t>
+      </w:r>
+      <w:r>
+        <w:t xml:space="preserve">, T92E </w:t>
+      </w:r>
+      <w:r>
+        <w:rPr>
+          <w:vertAlign w:val="subscript"/>
+        </w:rPr>
+        <w:t>50%</w:t>
+      </w:r>
+      <w:r>
+        <w:t xml:space="preserve">, G93Y </w:t>
+      </w:r>
+      <w:r>
+        <w:rPr>
+          <w:vertAlign w:val="subscript"/>
+        </w:rPr>
+        <w:t>100%</w:t>
+      </w:r>
+      <w:r/>
     </w:p>
     <w:p>
       <w:pPr>
         <w:pStyle w:val="ListBullet"/>
       </w:pPr>
       <w:r>
-        <w:t>GT3_3k: A58P (100%), G30K (100%), G62L (100%), G93Y (100%), I24G (100%), I31M (100%), K38S (100%), M28L (50%), P26K (100%), T92E (50%)</w:t>
-      </w:r>
+        <w:t xml:space="preserve">GT4_4a: V28L </w:t>
+      </w:r>
+      <w:r>
+        <w:rPr>
+          <w:vertAlign w:val="subscript"/>
+        </w:rPr>
+        <w:t>87%</w:t>
+      </w:r>
+      <w:r>
+        <w:t xml:space="preserve">, D62E </w:t>
+      </w:r>
+      <w:r>
+        <w:rPr>
+          <w:vertAlign w:val="subscript"/>
+        </w:rPr>
+        <w:t>88%</w:t>
+      </w:r>
+      <w:r/>
     </w:p>
     <w:p>
       <w:pPr>
         <w:pStyle w:val="ListBullet"/>
       </w:pPr>
       <w:r>
-        <w:t>GT4_4a: D62E (89%), V28L (88%)</w:t>
-      </w:r>
+        <w:t xml:space="preserve">GT4_4b: L26K </w:t>
+      </w:r>
+      <w:r>
+        <w:rPr>
+          <w:vertAlign w:val="subscript"/>
+        </w:rPr>
+        <w:t>100%</w:t>
+      </w:r>
+      <w:r>
+        <w:t xml:space="preserve">, S28L </w:t>
+      </w:r>
+      <w:r>
+        <w:rPr>
+          <w:vertAlign w:val="subscript"/>
+        </w:rPr>
+        <w:t>100%</w:t>
+      </w:r>
+      <w:r>
+        <w:t xml:space="preserve">, M29P </w:t>
+      </w:r>
+      <w:r>
+        <w:rPr>
+          <w:vertAlign w:val="subscript"/>
+        </w:rPr>
+        <w:t>100%</w:t>
+      </w:r>
+      <w:r>
+        <w:t xml:space="preserve">, P30S </w:t>
+      </w:r>
+      <w:r>
+        <w:rPr>
+          <w:vertAlign w:val="subscript"/>
+        </w:rPr>
+        <w:t>100%</w:t>
+      </w:r>
+      <w:r>
+        <w:t xml:space="preserve">, G31M </w:t>
+      </w:r>
+      <w:r>
+        <w:rPr>
+          <w:vertAlign w:val="subscript"/>
+        </w:rPr>
+        <w:t>100%</w:t>
+      </w:r>
+      <w:r>
+        <w:t xml:space="preserve">, V32P </w:t>
+      </w:r>
+      <w:r>
+        <w:rPr>
+          <w:vertAlign w:val="subscript"/>
+        </w:rPr>
+        <w:t>100%</w:t>
+      </w:r>
+      <w:r>
+        <w:t xml:space="preserve">, Q38S </w:t>
+      </w:r>
+      <w:r>
+        <w:rPr>
+          <w:vertAlign w:val="subscript"/>
+        </w:rPr>
+        <w:t>100%</w:t>
+      </w:r>
+      <w:r>
+        <w:t xml:space="preserve">, G58P </w:t>
+      </w:r>
+      <w:r>
+        <w:rPr>
+          <w:vertAlign w:val="subscript"/>
+        </w:rPr>
+        <w:t>50%</w:t>
+      </w:r>
+      <w:r>
+        <w:t xml:space="preserve">, A62E </w:t>
+      </w:r>
+      <w:r>
+        <w:rPr>
+          <w:vertAlign w:val="subscript"/>
+        </w:rPr>
+        <w:t>100%</w:t>
+      </w:r>
+      <w:r>
+        <w:t xml:space="preserve">, T92A </w:t>
+      </w:r>
+      <w:r>
+        <w:rPr>
+          <w:vertAlign w:val="subscript"/>
+        </w:rPr>
+        <w:t>75%</w:t>
+      </w:r>
+      <w:r>
+        <w:t xml:space="preserve">, T93H </w:t>
+      </w:r>
+      <w:r>
+        <w:rPr>
+          <w:vertAlign w:val="subscript"/>
+        </w:rPr>
+        <w:t>100%</w:t>
+      </w:r>
+      <w:r/>
     </w:p>
     <w:p>
       <w:pPr>
         <w:pStyle w:val="ListBullet"/>
       </w:pPr>
       <w:r>
-        <w:t>GT4_4b: A62E (100%), G31M (100%), G58P (50%), L26K (100%), M29P (100%), P30S (100%), Q38S (100%), S28L (100%), T92A (75%), T93H (100%), V32P (100%)</w:t>
-      </w:r>
+        <w:t xml:space="preserve">GT4_4c: L26K </w:t>
+      </w:r>
+      <w:r>
+        <w:rPr>
+          <w:vertAlign w:val="subscript"/>
+        </w:rPr>
+        <w:t>100%</w:t>
+      </w:r>
+      <w:r>
+        <w:t xml:space="preserve">, R28L </w:t>
+      </w:r>
+      <w:r>
+        <w:rPr>
+          <w:vertAlign w:val="subscript"/>
+        </w:rPr>
+        <w:t>100%</w:t>
+      </w:r>
+      <w:r>
+        <w:t xml:space="preserve">, M29P </w:t>
+      </w:r>
+      <w:r>
+        <w:rPr>
+          <w:vertAlign w:val="subscript"/>
+        </w:rPr>
+        <w:t>100%</w:t>
+      </w:r>
+      <w:r>
+        <w:t xml:space="preserve">, P30R </w:t>
+      </w:r>
+      <w:r>
+        <w:rPr>
+          <w:vertAlign w:val="subscript"/>
+        </w:rPr>
+        <w:t>100%</w:t>
+      </w:r>
+      <w:r>
+        <w:t xml:space="preserve">, G31M </w:t>
+      </w:r>
+      <w:r>
+        <w:rPr>
+          <w:vertAlign w:val="subscript"/>
+        </w:rPr>
+        <w:t>100%</w:t>
+      </w:r>
+      <w:r>
+        <w:t xml:space="preserve">, I32P </w:t>
+      </w:r>
+      <w:r>
+        <w:rPr>
+          <w:vertAlign w:val="subscript"/>
+        </w:rPr>
+        <w:t>100%</w:t>
+      </w:r>
+      <w:r>
+        <w:t xml:space="preserve">, Q38S </w:t>
+      </w:r>
+      <w:r>
+        <w:rPr>
+          <w:vertAlign w:val="subscript"/>
+        </w:rPr>
+        <w:t>100%</w:t>
+      </w:r>
+      <w:r>
+        <w:t xml:space="preserve">, G58P </w:t>
+      </w:r>
+      <w:r>
+        <w:rPr>
+          <w:vertAlign w:val="subscript"/>
+        </w:rPr>
+        <w:t>83%</w:t>
+      </w:r>
+      <w:r>
+        <w:t xml:space="preserve">, A62Q </w:t>
+      </w:r>
+      <w:r>
+        <w:rPr>
+          <w:vertAlign w:val="subscript"/>
+        </w:rPr>
+        <w:t>100%</w:t>
+      </w:r>
+      <w:r>
+        <w:t xml:space="preserve">, T92A </w:t>
+      </w:r>
+      <w:r>
+        <w:rPr>
+          <w:vertAlign w:val="subscript"/>
+        </w:rPr>
+        <w:t>100%</w:t>
+      </w:r>
+      <w:r>
+        <w:t xml:space="preserve">, T93Y </w:t>
+      </w:r>
+      <w:r>
+        <w:rPr>
+          <w:vertAlign w:val="subscript"/>
+        </w:rPr>
+        <w:t>100%</w:t>
+      </w:r>
+      <w:r/>
     </w:p>
     <w:p>
       <w:pPr>
         <w:pStyle w:val="ListBullet"/>
       </w:pPr>
       <w:r>
-        <w:t>GT4_4c: A62Q (100%), G31M (100%), G58P (83%), I32P (100%), L26K (100%), M29P (100%), P30R (100%), Q38S (100%), R28L (100%), T92A (100%), T93Y (100%)</w:t>
-      </w:r>
+        <w:t xml:space="preserve">GT4_4d: L26K </w:t>
+      </w:r>
+      <w:r>
+        <w:rPr>
+          <w:vertAlign w:val="subscript"/>
+        </w:rPr>
+        <w:t>99%</w:t>
+      </w:r>
+      <w:r>
+        <w:t xml:space="preserve">, R28L </w:t>
+      </w:r>
+      <w:r>
+        <w:rPr>
+          <w:vertAlign w:val="subscript"/>
+        </w:rPr>
+        <w:t>99%</w:t>
+      </w:r>
+      <w:r>
+        <w:t xml:space="preserve">, M29P </w:t>
+      </w:r>
+      <w:r>
+        <w:rPr>
+          <w:vertAlign w:val="subscript"/>
+        </w:rPr>
+        <w:t>100%</w:t>
+      </w:r>
+      <w:r>
+        <w:t xml:space="preserve">, P30R </w:t>
+      </w:r>
+      <w:r>
+        <w:rPr>
+          <w:vertAlign w:val="subscript"/>
+        </w:rPr>
+        <w:t>99%</w:t>
+      </w:r>
+      <w:r>
+        <w:t xml:space="preserve">, G31M </w:t>
+      </w:r>
+      <w:r>
+        <w:rPr>
+          <w:vertAlign w:val="subscript"/>
+        </w:rPr>
+        <w:t>96%</w:t>
+      </w:r>
+      <w:r>
+        <w:t xml:space="preserve">, V32P </w:t>
+      </w:r>
+      <w:r>
+        <w:rPr>
+          <w:vertAlign w:val="subscript"/>
+        </w:rPr>
+        <w:t>100%</w:t>
+      </w:r>
+      <w:r>
+        <w:t xml:space="preserve">, Q38S </w:t>
+      </w:r>
+      <w:r>
+        <w:rPr>
+          <w:vertAlign w:val="subscript"/>
+        </w:rPr>
+        <w:t>100%</w:t>
+      </w:r>
+      <w:r>
+        <w:t xml:space="preserve">, G58P </w:t>
+      </w:r>
+      <w:r>
+        <w:rPr>
+          <w:vertAlign w:val="subscript"/>
+        </w:rPr>
+        <w:t>59%</w:t>
+      </w:r>
+      <w:r>
+        <w:t xml:space="preserve">, A62E </w:t>
+      </w:r>
+      <w:r>
+        <w:rPr>
+          <w:vertAlign w:val="subscript"/>
+        </w:rPr>
+        <w:t>95%</w:t>
+      </w:r>
+      <w:r>
+        <w:t xml:space="preserve">, T92A </w:t>
+      </w:r>
+      <w:r>
+        <w:rPr>
+          <w:vertAlign w:val="subscript"/>
+        </w:rPr>
+        <w:t>100%</w:t>
+      </w:r>
+      <w:r>
+        <w:t xml:space="preserve">, T93Y </w:t>
+      </w:r>
+      <w:r>
+        <w:rPr>
+          <w:vertAlign w:val="subscript"/>
+        </w:rPr>
+        <w:t>100%</w:t>
+      </w:r>
+      <w:r/>
     </w:p>
     <w:p>
       <w:pPr>
         <w:pStyle w:val="ListBullet"/>
       </w:pPr>
       <w:r>
-        <w:t>GT4_4d: A62E (95%), G31M (96%), G58P (59%), I32P (100%), L26K (99%), M29P (100%), P30R (99%), Q38S (100%), R28L (99%), T92A (100%), T93Y (100%), V32P (100%)</w:t>
-      </w:r>
+        <w:t xml:space="preserve">GT4_4f: L26K </w:t>
+      </w:r>
+      <w:r>
+        <w:rPr>
+          <w:vertAlign w:val="subscript"/>
+        </w:rPr>
+        <w:t>100%</w:t>
+      </w:r>
+      <w:r>
+        <w:t xml:space="preserve">, Q28L </w:t>
+      </w:r>
+      <w:r>
+        <w:rPr>
+          <w:vertAlign w:val="subscript"/>
+        </w:rPr>
+        <w:t>100%</w:t>
+      </w:r>
+      <w:r>
+        <w:t xml:space="preserve">, M29P </w:t>
+      </w:r>
+      <w:r>
+        <w:rPr>
+          <w:vertAlign w:val="subscript"/>
+        </w:rPr>
+        <w:t>100%</w:t>
+      </w:r>
+      <w:r>
+        <w:t xml:space="preserve">, P30R </w:t>
+      </w:r>
+      <w:r>
+        <w:rPr>
+          <w:vertAlign w:val="subscript"/>
+        </w:rPr>
+        <w:t>80%</w:t>
+      </w:r>
+      <w:r>
+        <w:t xml:space="preserve">, G31M </w:t>
+      </w:r>
+      <w:r>
+        <w:rPr>
+          <w:vertAlign w:val="subscript"/>
+        </w:rPr>
+        <w:t>87%</w:t>
+      </w:r>
+      <w:r>
+        <w:t xml:space="preserve">, V32P </w:t>
+      </w:r>
+      <w:r>
+        <w:rPr>
+          <w:vertAlign w:val="subscript"/>
+        </w:rPr>
+        <w:t>100%</w:t>
+      </w:r>
+      <w:r>
+        <w:t xml:space="preserve">, Q38S </w:t>
+      </w:r>
+      <w:r>
+        <w:rPr>
+          <w:vertAlign w:val="subscript"/>
+        </w:rPr>
+        <w:t>100%</w:t>
+      </w:r>
+      <w:r>
+        <w:t xml:space="preserve">, G58P </w:t>
+      </w:r>
+      <w:r>
+        <w:rPr>
+          <w:vertAlign w:val="subscript"/>
+        </w:rPr>
+        <w:t>100%</w:t>
+      </w:r>
+      <w:r>
+        <w:t xml:space="preserve">, A62E </w:t>
+      </w:r>
+      <w:r>
+        <w:rPr>
+          <w:vertAlign w:val="subscript"/>
+        </w:rPr>
+        <w:t>88%</w:t>
+      </w:r>
+      <w:r>
+        <w:t xml:space="preserve">, T92A </w:t>
+      </w:r>
+      <w:r>
+        <w:rPr>
+          <w:vertAlign w:val="subscript"/>
+        </w:rPr>
+        <w:t>100%</w:t>
+      </w:r>
+      <w:r>
+        <w:t xml:space="preserve">, T93Y </w:t>
+      </w:r>
+      <w:r>
+        <w:rPr>
+          <w:vertAlign w:val="subscript"/>
+        </w:rPr>
+        <w:t>100%</w:t>
+      </w:r>
+      <w:r/>
     </w:p>
     <w:p>
       <w:pPr>
         <w:pStyle w:val="ListBullet"/>
       </w:pPr>
       <w:r>
-        <w:t>GT4_4f: A62E (88%), G31M (87%), G58P (100%), I32P (100%), L26K (100%), M29P (100%), P30R (80%), Q28L (100%), Q38S (100%), T92A (100%), T93Y (100%), V32P (100%)</w:t>
-      </w:r>
+        <w:t xml:space="preserve">GT4_4g: L26K </w:t>
+      </w:r>
+      <w:r>
+        <w:rPr>
+          <w:vertAlign w:val="subscript"/>
+        </w:rPr>
+        <w:t>100%</w:t>
+      </w:r>
+      <w:r>
+        <w:t xml:space="preserve">, M29P </w:t>
+      </w:r>
+      <w:r>
+        <w:rPr>
+          <w:vertAlign w:val="subscript"/>
+        </w:rPr>
+        <w:t>100%</w:t>
+      </w:r>
+      <w:r>
+        <w:t xml:space="preserve">, P30L </w:t>
+      </w:r>
+      <w:r>
+        <w:rPr>
+          <w:vertAlign w:val="subscript"/>
+        </w:rPr>
+        <w:t>100%</w:t>
+      </w:r>
+      <w:r>
+        <w:t xml:space="preserve">, G31M </w:t>
+      </w:r>
+      <w:r>
+        <w:rPr>
+          <w:vertAlign w:val="subscript"/>
+        </w:rPr>
+        <w:t>100%</w:t>
+      </w:r>
+      <w:r>
+        <w:t xml:space="preserve">, L32P </w:t>
+      </w:r>
+      <w:r>
+        <w:rPr>
+          <w:vertAlign w:val="subscript"/>
+        </w:rPr>
+        <w:t>100%</w:t>
+      </w:r>
+      <w:r>
+        <w:t xml:space="preserve">, Q38S </w:t>
+      </w:r>
+      <w:r>
+        <w:rPr>
+          <w:vertAlign w:val="subscript"/>
+        </w:rPr>
+        <w:t>100%</w:t>
+      </w:r>
+      <w:r>
+        <w:t xml:space="preserve">, G58P </w:t>
+      </w:r>
+      <w:r>
+        <w:rPr>
+          <w:vertAlign w:val="subscript"/>
+        </w:rPr>
+        <w:t>100%</w:t>
+      </w:r>
+      <w:r>
+        <w:t xml:space="preserve">, A62S </w:t>
+      </w:r>
+      <w:r>
+        <w:rPr>
+          <w:vertAlign w:val="subscript"/>
+        </w:rPr>
+        <w:t>100%</w:t>
+      </w:r>
+      <w:r>
+        <w:t xml:space="preserve">, T92A </w:t>
+      </w:r>
+      <w:r>
+        <w:rPr>
+          <w:vertAlign w:val="subscript"/>
+        </w:rPr>
+        <w:t>100%</w:t>
+      </w:r>
+      <w:r>
+        <w:t xml:space="preserve">, T93H </w:t>
+      </w:r>
+      <w:r>
+        <w:rPr>
+          <w:vertAlign w:val="subscript"/>
+        </w:rPr>
+        <w:t>50%</w:t>
+      </w:r>
+      <w:r/>
     </w:p>
     <w:p>
       <w:pPr>
         <w:pStyle w:val="ListBullet"/>
       </w:pPr>
       <w:r>
-        <w:t>GT4_4g: A62S (100%), G31M (100%), G58P (100%), L26K (100%), L32P (100%), M29P (100%), P30L (100%), Q38S (100%), T92A (100%), T93H (50%)</w:t>
-      </w:r>
+        <w:t xml:space="preserve">GT4_4k: L24K </w:t>
+      </w:r>
+      <w:r>
+        <w:rPr>
+          <w:vertAlign w:val="subscript"/>
+        </w:rPr>
+        <w:t>100%</w:t>
+      </w:r>
+      <w:r>
+        <w:t xml:space="preserve">, P26K </w:t>
+      </w:r>
+      <w:r>
+        <w:rPr>
+          <w:vertAlign w:val="subscript"/>
+        </w:rPr>
+        <w:t>100%</w:t>
+      </w:r>
+      <w:r>
+        <w:t xml:space="preserve">, G30R </w:t>
+      </w:r>
+      <w:r>
+        <w:rPr>
+          <w:vertAlign w:val="subscript"/>
+        </w:rPr>
+        <w:t>83%</w:t>
+      </w:r>
+      <w:r>
+        <w:t xml:space="preserve">, I31L </w:t>
+      </w:r>
+      <w:r>
+        <w:rPr>
+          <w:vertAlign w:val="subscript"/>
+        </w:rPr>
+        <w:t>69%</w:t>
+      </w:r>
+      <w:r>
+        <w:t xml:space="preserve">, K38S </w:t>
+      </w:r>
+      <w:r>
+        <w:rPr>
+          <w:vertAlign w:val="subscript"/>
+        </w:rPr>
+        <w:t>100%</w:t>
+      </w:r>
+      <w:r>
+        <w:t xml:space="preserve">, A58P </w:t>
+      </w:r>
+      <w:r>
+        <w:rPr>
+          <w:vertAlign w:val="subscript"/>
+        </w:rPr>
+        <w:t>93%</w:t>
+      </w:r>
+      <w:r>
+        <w:t xml:space="preserve">, G62E </w:t>
+      </w:r>
+      <w:r>
+        <w:rPr>
+          <w:vertAlign w:val="subscript"/>
+        </w:rPr>
+        <w:t>79%</w:t>
+      </w:r>
+      <w:r>
+        <w:t xml:space="preserve">, S92A </w:t>
+      </w:r>
+      <w:r>
+        <w:rPr>
+          <w:vertAlign w:val="subscript"/>
+        </w:rPr>
+        <w:t>100%</w:t>
+      </w:r>
+      <w:r>
+        <w:t xml:space="preserve">, G93Y </w:t>
+      </w:r>
+      <w:r>
+        <w:rPr>
+          <w:vertAlign w:val="subscript"/>
+        </w:rPr>
+        <w:t>93%</w:t>
+      </w:r>
+      <w:r/>
     </w:p>
     <w:p>
       <w:pPr>
         <w:pStyle w:val="ListBullet"/>
       </w:pPr>
       <w:r>
-        <w:t>GT4_4k: A58P (93%), A62E (79%), G30R (83%), G31L (69%), G58P (93%), G62E (79%), G93Y (93%), I31L (69%), I32P (100%), K38S (100%), L24K (100%), L26K (100%), M29P (100%), P26K (100%), P30R (83%), Q38S (100%), R28L (97%), S92A (100%), S93Y (93%), T92A (100%)</w:t>
-      </w:r>
+        <w:t xml:space="preserve">GT4_4l: L26K </w:t>
+      </w:r>
+      <w:r>
+        <w:rPr>
+          <w:vertAlign w:val="subscript"/>
+        </w:rPr>
+        <w:t>100%</w:t>
+      </w:r>
+      <w:r>
+        <w:t xml:space="preserve">, R28L </w:t>
+      </w:r>
+      <w:r>
+        <w:rPr>
+          <w:vertAlign w:val="subscript"/>
+        </w:rPr>
+        <w:t>100%</w:t>
+      </w:r>
+      <w:r>
+        <w:t xml:space="preserve">, M29P </w:t>
+      </w:r>
+      <w:r>
+        <w:rPr>
+          <w:vertAlign w:val="subscript"/>
+        </w:rPr>
+        <w:t>100%</w:t>
+      </w:r>
+      <w:r>
+        <w:t xml:space="preserve">, P30R </w:t>
+      </w:r>
+      <w:r>
+        <w:rPr>
+          <w:vertAlign w:val="subscript"/>
+        </w:rPr>
+        <w:t>100%</w:t>
+      </w:r>
+      <w:r>
+        <w:t xml:space="preserve">, G31M </w:t>
+      </w:r>
+      <w:r>
+        <w:rPr>
+          <w:vertAlign w:val="subscript"/>
+        </w:rPr>
+        <w:t>100%</w:t>
+      </w:r>
+      <w:r>
+        <w:t xml:space="preserve">, V32P </w:t>
+      </w:r>
+      <w:r>
+        <w:rPr>
+          <w:vertAlign w:val="subscript"/>
+        </w:rPr>
+        <w:t>100%</w:t>
+      </w:r>
+      <w:r>
+        <w:t xml:space="preserve">, Q38S </w:t>
+      </w:r>
+      <w:r>
+        <w:rPr>
+          <w:vertAlign w:val="subscript"/>
+        </w:rPr>
+        <w:t>100%</w:t>
+      </w:r>
+      <w:r>
+        <w:t xml:space="preserve">, G58P </w:t>
+      </w:r>
+      <w:r>
+        <w:rPr>
+          <w:vertAlign w:val="subscript"/>
+        </w:rPr>
+        <w:t>100%</w:t>
+      </w:r>
+      <w:r>
+        <w:t xml:space="preserve">, A62E </w:t>
+      </w:r>
+      <w:r>
+        <w:rPr>
+          <w:vertAlign w:val="subscript"/>
+        </w:rPr>
+        <w:t>67%</w:t>
+      </w:r>
+      <w:r>
+        <w:t xml:space="preserve">, T92A </w:t>
+      </w:r>
+      <w:r>
+        <w:rPr>
+          <w:vertAlign w:val="subscript"/>
+        </w:rPr>
+        <w:t>100%</w:t>
+      </w:r>
+      <w:r>
+        <w:t xml:space="preserve">, T93Y </w:t>
+      </w:r>
+      <w:r>
+        <w:rPr>
+          <w:vertAlign w:val="subscript"/>
+        </w:rPr>
+        <w:t>100%</w:t>
+      </w:r>
+      <w:r/>
     </w:p>
     <w:p>
       <w:pPr>
         <w:pStyle w:val="ListBullet"/>
       </w:pPr>
       <w:r>
-        <w:t>GT4_4l: A62E (67%), G31M (100%), G58P (100%), L26K (100%), M29P (100%), P30R (100%), Q38S (100%), R28L (100%), T92A (100%), T93Y (100%), V32P (100%)</w:t>
-      </w:r>
+        <w:t xml:space="preserve">GT4_4m: L26K </w:t>
+      </w:r>
+      <w:r>
+        <w:rPr>
+          <w:vertAlign w:val="subscript"/>
+        </w:rPr>
+        <w:t>100%</w:t>
+      </w:r>
+      <w:r>
+        <w:t xml:space="preserve">, S28L </w:t>
+      </w:r>
+      <w:r>
+        <w:rPr>
+          <w:vertAlign w:val="subscript"/>
+        </w:rPr>
+        <w:t>100%</w:t>
+      </w:r>
+      <w:r>
+        <w:t xml:space="preserve">, M29P </w:t>
+      </w:r>
+      <w:r>
+        <w:rPr>
+          <w:vertAlign w:val="subscript"/>
+        </w:rPr>
+        <w:t>100%</w:t>
+      </w:r>
+      <w:r>
+        <w:t xml:space="preserve">, P30S </w:t>
+      </w:r>
+      <w:r>
+        <w:rPr>
+          <w:vertAlign w:val="subscript"/>
+        </w:rPr>
+        <w:t>100%</w:t>
+      </w:r>
+      <w:r>
+        <w:t xml:space="preserve">, G31M </w:t>
+      </w:r>
+      <w:r>
+        <w:rPr>
+          <w:vertAlign w:val="subscript"/>
+        </w:rPr>
+        <w:t>100%</w:t>
+      </w:r>
+      <w:r>
+        <w:t xml:space="preserve">, I32P </w:t>
+      </w:r>
+      <w:r>
+        <w:rPr>
+          <w:vertAlign w:val="subscript"/>
+        </w:rPr>
+        <w:t>100%</w:t>
+      </w:r>
+      <w:r>
+        <w:t xml:space="preserve">, Q38S </w:t>
+      </w:r>
+      <w:r>
+        <w:rPr>
+          <w:vertAlign w:val="subscript"/>
+        </w:rPr>
+        <w:t>100%</w:t>
+      </w:r>
+      <w:r>
+        <w:t xml:space="preserve">, G58P </w:t>
+      </w:r>
+      <w:r>
+        <w:rPr>
+          <w:vertAlign w:val="subscript"/>
+        </w:rPr>
+        <w:t>75%</w:t>
+      </w:r>
+      <w:r>
+        <w:t xml:space="preserve">, A62R </w:t>
+      </w:r>
+      <w:r>
+        <w:rPr>
+          <w:vertAlign w:val="subscript"/>
+        </w:rPr>
+        <w:t>75%</w:t>
+      </w:r>
+      <w:r>
+        <w:t xml:space="preserve">, T92A </w:t>
+      </w:r>
+      <w:r>
+        <w:rPr>
+          <w:vertAlign w:val="subscript"/>
+        </w:rPr>
+        <w:t>100%</w:t>
+      </w:r>
+      <w:r>
+        <w:t xml:space="preserve">, T93Y </w:t>
+      </w:r>
+      <w:r>
+        <w:rPr>
+          <w:vertAlign w:val="subscript"/>
+        </w:rPr>
+        <w:t>100%</w:t>
+      </w:r>
+      <w:r/>
     </w:p>
     <w:p>
       <w:pPr>
         <w:pStyle w:val="ListBullet"/>
       </w:pPr>
       <w:r>
-        <w:t>GT4_4m: A62R (75%), G31M (100%), G58P (75%), I32P (100%), L26K (100%), M29P (100%), P30S (100%), Q38S (100%), S28L (100%), T92A (100%), T93Y (100%)</w:t>
-      </w:r>
+        <w:t xml:space="preserve">GT4_4n: L26K </w:t>
+      </w:r>
+      <w:r>
+        <w:rPr>
+          <w:vertAlign w:val="subscript"/>
+        </w:rPr>
+        <w:t>100%</w:t>
+      </w:r>
+      <w:r>
+        <w:t xml:space="preserve">, R28L </w:t>
+      </w:r>
+      <w:r>
+        <w:rPr>
+          <w:vertAlign w:val="subscript"/>
+        </w:rPr>
+        <w:t>100%</w:t>
+      </w:r>
+      <w:r>
+        <w:t xml:space="preserve">, M29P </w:t>
+      </w:r>
+      <w:r>
+        <w:rPr>
+          <w:vertAlign w:val="subscript"/>
+        </w:rPr>
+        <w:t>100%</w:t>
+      </w:r>
+      <w:r>
+        <w:t xml:space="preserve">, P30R </w:t>
+      </w:r>
+      <w:r>
+        <w:rPr>
+          <w:vertAlign w:val="subscript"/>
+        </w:rPr>
+        <w:t>100%</w:t>
+      </w:r>
+      <w:r>
+        <w:t xml:space="preserve">, G31M </w:t>
+      </w:r>
+      <w:r>
+        <w:rPr>
+          <w:vertAlign w:val="subscript"/>
+        </w:rPr>
+        <w:t>90%</w:t>
+      </w:r>
+      <w:r>
+        <w:t xml:space="preserve">, I32P </w:t>
+      </w:r>
+      <w:r>
+        <w:rPr>
+          <w:vertAlign w:val="subscript"/>
+        </w:rPr>
+        <w:t>100%</w:t>
+      </w:r>
+      <w:r>
+        <w:t xml:space="preserve">, Q38S </w:t>
+      </w:r>
+      <w:r>
+        <w:rPr>
+          <w:vertAlign w:val="subscript"/>
+        </w:rPr>
+        <w:t>100%</w:t>
+      </w:r>
+      <w:r>
+        <w:t xml:space="preserve">, G58T </w:t>
+      </w:r>
+      <w:r>
+        <w:rPr>
+          <w:vertAlign w:val="subscript"/>
+        </w:rPr>
+        <w:t>78%</w:t>
+      </w:r>
+      <w:r>
+        <w:t xml:space="preserve">, A62E </w:t>
+      </w:r>
+      <w:r>
+        <w:rPr>
+          <w:vertAlign w:val="subscript"/>
+        </w:rPr>
+        <w:t>100%</w:t>
+      </w:r>
+      <w:r>
+        <w:t xml:space="preserve">, T92A </w:t>
+      </w:r>
+      <w:r>
+        <w:rPr>
+          <w:vertAlign w:val="subscript"/>
+        </w:rPr>
+        <w:t>100%</w:t>
+      </w:r>
+      <w:r>
+        <w:t xml:space="preserve">, T93Y </w:t>
+      </w:r>
+      <w:r>
+        <w:rPr>
+          <w:vertAlign w:val="subscript"/>
+        </w:rPr>
+        <w:t>100%</w:t>
+      </w:r>
+      <w:r/>
     </w:p>
     <w:p>
       <w:pPr>
         <w:pStyle w:val="ListBullet"/>
       </w:pPr>
       <w:r>
-        <w:t>GT4_4n: A62E (100%), G31M (90%), G58T (78%), I32P (100%), L26K (100%), M29P (100%), P30R (100%), Q38S (100%), R28L (100%), T92A (100%), T93Y (100%)</w:t>
-      </w:r>
+        <w:t xml:space="preserve">GT4_4o: L24K </w:t>
+      </w:r>
+      <w:r>
+        <w:rPr>
+          <w:vertAlign w:val="subscript"/>
+        </w:rPr>
+        <w:t>100%</w:t>
+      </w:r>
+      <w:r>
+        <w:t xml:space="preserve">, P26K </w:t>
+      </w:r>
+      <w:r>
+        <w:rPr>
+          <w:vertAlign w:val="subscript"/>
+        </w:rPr>
+        <w:t>100%</w:t>
+      </w:r>
+      <w:r>
+        <w:t xml:space="preserve">, G30T </w:t>
+      </w:r>
+      <w:r>
+        <w:rPr>
+          <w:vertAlign w:val="subscript"/>
+        </w:rPr>
+        <w:t>83%</w:t>
+      </w:r>
+      <w:r>
+        <w:t xml:space="preserve">, I31M </w:t>
+      </w:r>
+      <w:r>
+        <w:rPr>
+          <w:vertAlign w:val="subscript"/>
+        </w:rPr>
+        <w:t>100%</w:t>
+      </w:r>
+      <w:r>
+        <w:t xml:space="preserve">, R38S </w:t>
+      </w:r>
+      <w:r>
+        <w:rPr>
+          <w:vertAlign w:val="subscript"/>
+        </w:rPr>
+        <w:t>100%</w:t>
+      </w:r>
+      <w:r>
+        <w:t xml:space="preserve">, A58P </w:t>
+      </w:r>
+      <w:r>
+        <w:rPr>
+          <w:vertAlign w:val="subscript"/>
+        </w:rPr>
+        <w:t>100%</w:t>
+      </w:r>
+      <w:r>
+        <w:t xml:space="preserve">, G62N </w:t>
+      </w:r>
+      <w:r>
+        <w:rPr>
+          <w:vertAlign w:val="subscript"/>
+        </w:rPr>
+        <w:t>60%</w:t>
+      </w:r>
+      <w:r>
+        <w:t xml:space="preserve">, T92A </w:t>
+      </w:r>
+      <w:r>
+        <w:rPr>
+          <w:vertAlign w:val="subscript"/>
+        </w:rPr>
+        <w:t>100%</w:t>
+      </w:r>
+      <w:r>
+        <w:t xml:space="preserve">, G93Y </w:t>
+      </w:r>
+      <w:r>
+        <w:rPr>
+          <w:vertAlign w:val="subscript"/>
+        </w:rPr>
+        <w:t>92%</w:t>
+      </w:r>
+      <w:r/>
     </w:p>
     <w:p>
       <w:pPr>
         <w:pStyle w:val="ListBullet"/>
       </w:pPr>
       <w:r>
-        <w:t>GT4_4o: A58P (100%), G30T (86%), G62N (67%), G93Y (93%), I31M (100%), L24K (100%), P26K (100%), R38S (100%), T92A (100%)</w:t>
-      </w:r>
+        <w:t xml:space="preserve">GT4_4p: L26K </w:t>
+      </w:r>
+      <w:r>
+        <w:rPr>
+          <w:vertAlign w:val="subscript"/>
+        </w:rPr>
+        <w:t>100%</w:t>
+      </w:r>
+      <w:r>
+        <w:t xml:space="preserve">, R28L </w:t>
+      </w:r>
+      <w:r>
+        <w:rPr>
+          <w:vertAlign w:val="subscript"/>
+        </w:rPr>
+        <w:t>100%</w:t>
+      </w:r>
+      <w:r>
+        <w:t xml:space="preserve">, M29P </w:t>
+      </w:r>
+      <w:r>
+        <w:rPr>
+          <w:vertAlign w:val="subscript"/>
+        </w:rPr>
+        <w:t>100%</w:t>
+      </w:r>
+      <w:r>
+        <w:t xml:space="preserve">, P30R </w:t>
+      </w:r>
+      <w:r>
+        <w:rPr>
+          <w:vertAlign w:val="subscript"/>
+        </w:rPr>
+        <w:t>100%</w:t>
+      </w:r>
+      <w:r>
+        <w:t xml:space="preserve">, G31M </w:t>
+      </w:r>
+      <w:r>
+        <w:rPr>
+          <w:vertAlign w:val="subscript"/>
+        </w:rPr>
+        <w:t>100%</w:t>
+      </w:r>
+      <w:r>
+        <w:t xml:space="preserve">, L32P </w:t>
+      </w:r>
+      <w:r>
+        <w:rPr>
+          <w:vertAlign w:val="subscript"/>
+        </w:rPr>
+        <w:t>100%</w:t>
+      </w:r>
+      <w:r>
+        <w:t xml:space="preserve">, Q38S </w:t>
+      </w:r>
+      <w:r>
+        <w:rPr>
+          <w:vertAlign w:val="subscript"/>
+        </w:rPr>
+        <w:t>100%</w:t>
+      </w:r>
+      <w:r>
+        <w:t xml:space="preserve">, G58P </w:t>
+      </w:r>
+      <w:r>
+        <w:rPr>
+          <w:vertAlign w:val="subscript"/>
+        </w:rPr>
+        <w:t>100%</w:t>
+      </w:r>
+      <w:r>
+        <w:t xml:space="preserve">, A62E </w:t>
+      </w:r>
+      <w:r>
+        <w:rPr>
+          <w:vertAlign w:val="subscript"/>
+        </w:rPr>
+        <w:t>100%</w:t>
+      </w:r>
+      <w:r>
+        <w:t xml:space="preserve">, T92A </w:t>
+      </w:r>
+      <w:r>
+        <w:rPr>
+          <w:vertAlign w:val="subscript"/>
+        </w:rPr>
+        <w:t>100%</w:t>
+      </w:r>
+      <w:r>
+        <w:t xml:space="preserve">, T93Y </w:t>
+      </w:r>
+      <w:r>
+        <w:rPr>
+          <w:vertAlign w:val="subscript"/>
+        </w:rPr>
+        <w:t>100%</w:t>
+      </w:r>
+      <w:r/>
     </w:p>
     <w:p>
       <w:pPr>
         <w:pStyle w:val="ListBullet"/>
       </w:pPr>
       <w:r>
-        <w:t>GT4_4p: A62E (100%), G31M (100%), G58P (100%), L26K (100%), L32P (100%), M29P (100%), P30R (100%), Q38S (100%), R28L (100%), T92A (100%), T93Y (100%)</w:t>
-      </w:r>
+        <w:t xml:space="preserve">GT4_4q: L26K </w:t>
+      </w:r>
+      <w:r>
+        <w:rPr>
+          <w:vertAlign w:val="subscript"/>
+        </w:rPr>
+        <w:t>100%</w:t>
+      </w:r>
+      <w:r>
+        <w:t xml:space="preserve">, R28L </w:t>
+      </w:r>
+      <w:r>
+        <w:rPr>
+          <w:vertAlign w:val="subscript"/>
+        </w:rPr>
+        <w:t>100%</w:t>
+      </w:r>
+      <w:r>
+        <w:t xml:space="preserve">, M29P </w:t>
+      </w:r>
+      <w:r>
+        <w:rPr>
+          <w:vertAlign w:val="subscript"/>
+        </w:rPr>
+        <w:t>100%</w:t>
+      </w:r>
+      <w:r>
+        <w:t xml:space="preserve">, P30R </w:t>
+      </w:r>
+      <w:r>
+        <w:rPr>
+          <w:vertAlign w:val="subscript"/>
+        </w:rPr>
+        <w:t>100%</w:t>
+      </w:r>
+      <w:r>
+        <w:t xml:space="preserve">, G31M </w:t>
+      </w:r>
+      <w:r>
+        <w:rPr>
+          <w:vertAlign w:val="subscript"/>
+        </w:rPr>
+        <w:t>100%</w:t>
+      </w:r>
+      <w:r>
+        <w:t xml:space="preserve">, I32P </w:t>
+      </w:r>
+      <w:r>
+        <w:rPr>
+          <w:vertAlign w:val="subscript"/>
+        </w:rPr>
+        <w:t>100%</w:t>
+      </w:r>
+      <w:r>
+        <w:t xml:space="preserve">, Q38S </w:t>
+      </w:r>
+      <w:r>
+        <w:rPr>
+          <w:vertAlign w:val="subscript"/>
+        </w:rPr>
+        <w:t>100%</w:t>
+      </w:r>
+      <w:r>
+        <w:t xml:space="preserve">, G58P </w:t>
+      </w:r>
+      <w:r>
+        <w:rPr>
+          <w:vertAlign w:val="subscript"/>
+        </w:rPr>
+        <w:t>100%</w:t>
+      </w:r>
+      <w:r>
+        <w:t xml:space="preserve">, A62E </w:t>
+      </w:r>
+      <w:r>
+        <w:rPr>
+          <w:vertAlign w:val="subscript"/>
+        </w:rPr>
+        <w:t>100%</w:t>
+      </w:r>
+      <w:r>
+        <w:t xml:space="preserve">, T92A </w:t>
+      </w:r>
+      <w:r>
+        <w:rPr>
+          <w:vertAlign w:val="subscript"/>
+        </w:rPr>
+        <w:t>100%</w:t>
+      </w:r>
+      <w:r>
+        <w:t xml:space="preserve">, T93Y </w:t>
+      </w:r>
+      <w:r>
+        <w:rPr>
+          <w:vertAlign w:val="subscript"/>
+        </w:rPr>
+        <w:t>100%</w:t>
+      </w:r>
+      <w:r/>
     </w:p>
     <w:p>
       <w:pPr>
         <w:pStyle w:val="ListBullet"/>
       </w:pPr>
       <w:r>
-        <w:t>GT4_4q: A62E (100%), G31M (100%), G58P (100%), I32P (100%), L26K (100%), M29P (100%), P30R (100%), Q38S (100%), R28L (100%), T92A (100%), T93Y (100%)</w:t>
-      </w:r>
+        <w:t xml:space="preserve">GT4_4r: I26K </w:t>
+      </w:r>
+      <w:r>
+        <w:rPr>
+          <w:vertAlign w:val="subscript"/>
+        </w:rPr>
+        <w:t>100%</w:t>
+      </w:r>
+      <w:r>
+        <w:t xml:space="preserve">, R28M </w:t>
+      </w:r>
+      <w:r>
+        <w:rPr>
+          <w:vertAlign w:val="subscript"/>
+        </w:rPr>
+        <w:t>32%</w:t>
+      </w:r>
+      <w:r>
+        <w:t xml:space="preserve">, L29P </w:t>
+      </w:r>
+      <w:r>
+        <w:rPr>
+          <w:vertAlign w:val="subscript"/>
+        </w:rPr>
+        <w:t>100%</w:t>
+      </w:r>
+      <w:r>
+        <w:t xml:space="preserve">, P30R </w:t>
+      </w:r>
+      <w:r>
+        <w:rPr>
+          <w:vertAlign w:val="subscript"/>
+        </w:rPr>
+        <w:t>91%</w:t>
+      </w:r>
+      <w:r>
+        <w:t xml:space="preserve">, G31L </w:t>
+      </w:r>
+      <w:r>
+        <w:rPr>
+          <w:vertAlign w:val="subscript"/>
+        </w:rPr>
+        <w:t>86%</w:t>
+      </w:r>
+      <w:r>
+        <w:t xml:space="preserve">, I32P </w:t>
+      </w:r>
+      <w:r>
+        <w:rPr>
+          <w:vertAlign w:val="subscript"/>
+        </w:rPr>
+        <w:t>100%</w:t>
+      </w:r>
+      <w:r>
+        <w:t xml:space="preserve">, Q38S </w:t>
+      </w:r>
+      <w:r>
+        <w:rPr>
+          <w:vertAlign w:val="subscript"/>
+        </w:rPr>
+        <w:t>100%</w:t>
+      </w:r>
+      <w:r>
+        <w:t xml:space="preserve">, G58P </w:t>
+      </w:r>
+      <w:r>
+        <w:rPr>
+          <w:vertAlign w:val="subscript"/>
+        </w:rPr>
+        <w:t>96%</w:t>
+      </w:r>
+      <w:r>
+        <w:t xml:space="preserve">, A62N </w:t>
+      </w:r>
+      <w:r>
+        <w:rPr>
+          <w:vertAlign w:val="subscript"/>
+        </w:rPr>
+        <w:t>61%</w:t>
+      </w:r>
+      <w:r>
+        <w:t xml:space="preserve">, T92A </w:t>
+      </w:r>
+      <w:r>
+        <w:rPr>
+          <w:vertAlign w:val="subscript"/>
+        </w:rPr>
+        <w:t>100%</w:t>
+      </w:r>
+      <w:r>
+        <w:t xml:space="preserve">, T93Y </w:t>
+      </w:r>
+      <w:r>
+        <w:rPr>
+          <w:vertAlign w:val="subscript"/>
+        </w:rPr>
+        <w:t>100%</w:t>
+      </w:r>
+      <w:r/>
     </w:p>
     <w:p>
       <w:pPr>
         <w:pStyle w:val="ListBullet"/>
       </w:pPr>
       <w:r>
-        <w:t>GT4_4r: A62N (61%), G31L (86%), G58P (96%), I26K (100%), I32P (100%), L29P (100%), P30R (91%), Q38S (100%), R28M (32%), T92A (100%), T93Y (100%)</w:t>
-      </w:r>
+        <w:t xml:space="preserve">GT4_4t: L26K </w:t>
+      </w:r>
+      <w:r>
+        <w:rPr>
+          <w:vertAlign w:val="subscript"/>
+        </w:rPr>
+        <w:t>100%</w:t>
+      </w:r>
+      <w:r>
+        <w:t xml:space="preserve">, R28L </w:t>
+      </w:r>
+      <w:r>
+        <w:rPr>
+          <w:vertAlign w:val="subscript"/>
+        </w:rPr>
+        <w:t>75%</w:t>
+      </w:r>
+      <w:r>
+        <w:t xml:space="preserve">, M29P </w:t>
+      </w:r>
+      <w:r>
+        <w:rPr>
+          <w:vertAlign w:val="subscript"/>
+        </w:rPr>
+        <w:t>100%</w:t>
+      </w:r>
+      <w:r>
+        <w:t xml:space="preserve">, P30R </w:t>
+      </w:r>
+      <w:r>
+        <w:rPr>
+          <w:vertAlign w:val="subscript"/>
+        </w:rPr>
+        <w:t>100%</w:t>
+      </w:r>
+      <w:r>
+        <w:t xml:space="preserve">, G31M </w:t>
+      </w:r>
+      <w:r>
+        <w:rPr>
+          <w:vertAlign w:val="subscript"/>
+        </w:rPr>
+        <w:t>100%</w:t>
+      </w:r>
+      <w:r>
+        <w:t xml:space="preserve">, L32P </w:t>
+      </w:r>
+      <w:r>
+        <w:rPr>
+          <w:vertAlign w:val="subscript"/>
+        </w:rPr>
+        <w:t>100%</w:t>
+      </w:r>
+      <w:r>
+        <w:t xml:space="preserve">, Q38S </w:t>
+      </w:r>
+      <w:r>
+        <w:rPr>
+          <w:vertAlign w:val="subscript"/>
+        </w:rPr>
+        <w:t>100%</w:t>
+      </w:r>
+      <w:r>
+        <w:t xml:space="preserve">, G58P </w:t>
+      </w:r>
+      <w:r>
+        <w:rPr>
+          <w:vertAlign w:val="subscript"/>
+        </w:rPr>
+        <w:t>100%</w:t>
+      </w:r>
+      <w:r>
+        <w:t xml:space="preserve">, A62E </w:t>
+      </w:r>
+      <w:r>
+        <w:rPr>
+          <w:vertAlign w:val="subscript"/>
+        </w:rPr>
+        <w:t>100%</w:t>
+      </w:r>
+      <w:r>
+        <w:t xml:space="preserve">, T92A </w:t>
+      </w:r>
+      <w:r>
+        <w:rPr>
+          <w:vertAlign w:val="subscript"/>
+        </w:rPr>
+        <w:t>100%</w:t>
+      </w:r>
+      <w:r>
+        <w:t xml:space="preserve">, T93Y </w:t>
+      </w:r>
+      <w:r>
+        <w:rPr>
+          <w:vertAlign w:val="subscript"/>
+        </w:rPr>
+        <w:t>100%</w:t>
+      </w:r>
+      <w:r/>
     </w:p>
     <w:p>
       <w:pPr>
         <w:pStyle w:val="ListBullet"/>
       </w:pPr>
       <w:r>
-        <w:t>GT4_4t: A62E (100%), G31M (100%), G58P (100%), L26K (100%), L32P (100%), M29P (100%), P30R (100%), Q38S (100%), R28L (75%), T92A (100%), T93Y (100%)</w:t>
-      </w:r>
+        <w:t xml:space="preserve">GT4_4v: Q62E </w:t>
+      </w:r>
+      <w:r>
+        <w:rPr>
+          <w:vertAlign w:val="subscript"/>
+        </w:rPr>
+        <w:t>80%</w:t>
+      </w:r>
+      <w:r/>
     </w:p>
     <w:p>
       <w:pPr>
         <w:pStyle w:val="ListBullet"/>
       </w:pPr>
       <w:r>
-        <w:t>GT4_4v: Q62E (80%)</w:t>
-      </w:r>
+        <w:t xml:space="preserve">GT4_4w: L24K </w:t>
+      </w:r>
+      <w:r>
+        <w:rPr>
+          <w:vertAlign w:val="subscript"/>
+        </w:rPr>
+        <w:t>100%</w:t>
+      </w:r>
+      <w:r>
+        <w:t xml:space="preserve">, P26K </w:t>
+      </w:r>
+      <w:r>
+        <w:rPr>
+          <w:vertAlign w:val="subscript"/>
+        </w:rPr>
+        <w:t>100%</w:t>
+      </w:r>
+      <w:r>
+        <w:t xml:space="preserve">, G30S </w:t>
+      </w:r>
+      <w:r>
+        <w:rPr>
+          <w:vertAlign w:val="subscript"/>
+        </w:rPr>
+        <w:t>100%</w:t>
+      </w:r>
+      <w:r>
+        <w:t xml:space="preserve">, I31M </w:t>
+      </w:r>
+      <w:r>
+        <w:rPr>
+          <w:vertAlign w:val="subscript"/>
+        </w:rPr>
+        <w:t>100%</w:t>
+      </w:r>
+      <w:r>
+        <w:t xml:space="preserve">, K38S </w:t>
+      </w:r>
+      <w:r>
+        <w:rPr>
+          <w:vertAlign w:val="subscript"/>
+        </w:rPr>
+        <w:t>100%</w:t>
+      </w:r>
+      <w:r>
+        <w:t xml:space="preserve">, A58P </w:t>
+      </w:r>
+      <w:r>
+        <w:rPr>
+          <w:vertAlign w:val="subscript"/>
+        </w:rPr>
+        <w:t>100%</w:t>
+      </w:r>
+      <w:r>
+        <w:t xml:space="preserve">, G62E </w:t>
+      </w:r>
+      <w:r>
+        <w:rPr>
+          <w:vertAlign w:val="subscript"/>
+        </w:rPr>
+        <w:t>100%</w:t>
+      </w:r>
+      <w:r>
+        <w:t xml:space="preserve">, T92A </w:t>
+      </w:r>
+      <w:r>
+        <w:rPr>
+          <w:vertAlign w:val="subscript"/>
+        </w:rPr>
+        <w:t>100%</w:t>
+      </w:r>
+      <w:r>
+        <w:t xml:space="preserve">, G93S </w:t>
+      </w:r>
+      <w:r>
+        <w:rPr>
+          <w:vertAlign w:val="subscript"/>
+        </w:rPr>
+        <w:t>100%</w:t>
+      </w:r>
+      <w:r/>
     </w:p>
     <w:p>
       <w:pPr>
         <w:pStyle w:val="ListBullet"/>
       </w:pPr>
       <w:r>
-        <w:t>GT4_4w: A58P (100%), A62E (100%), G30S (100%), G31M (100%), G58P (100%), G62E (100%), G93S (100%), I31M (100%), I32P (100%), K38S (100%), L24K (100%), M26K (100%), M29P (100%), P26K (100%), P30S (100%), Q38S (100%), S28M (100%), T92A (100%), T93S (100%)</w:t>
-      </w:r>
+        <w:t xml:space="preserve">GT6_6a: F28L </w:t>
+      </w:r>
+      <w:r>
+        <w:rPr>
+          <w:vertAlign w:val="subscript"/>
+        </w:rPr>
+        <w:t>63%</w:t>
+      </w:r>
+      <w:r/>
     </w:p>
     <w:p>
       <w:pPr>
         <w:pStyle w:val="ListBullet"/>
       </w:pPr>
       <w:r>
-        <w:t>GT6_6a: F28L (70%)</w:t>
-      </w:r>
+        <w:t xml:space="preserve">GT6_6c: L24K </w:t>
+      </w:r>
+      <w:r>
+        <w:rPr>
+          <w:vertAlign w:val="subscript"/>
+        </w:rPr>
+        <w:t>100%</w:t>
+      </w:r>
+      <w:r>
+        <w:t xml:space="preserve">, P26K </w:t>
+      </w:r>
+      <w:r>
+        <w:rPr>
+          <w:vertAlign w:val="subscript"/>
+        </w:rPr>
+        <w:t>100%</w:t>
+      </w:r>
+      <w:r>
+        <w:t xml:space="preserve">, L28V </w:t>
+      </w:r>
+      <w:r>
+        <w:rPr>
+          <w:vertAlign w:val="subscript"/>
+        </w:rPr>
+        <w:t>100%</w:t>
+      </w:r>
+      <w:r>
+        <w:t xml:space="preserve">, G30A </w:t>
+      </w:r>
+      <w:r>
+        <w:rPr>
+          <w:vertAlign w:val="subscript"/>
+        </w:rPr>
+        <w:t>50%</w:t>
+      </w:r>
+      <w:r>
+        <w:t xml:space="preserve">, I31L </w:t>
+      </w:r>
+      <w:r>
+        <w:rPr>
+          <w:vertAlign w:val="subscript"/>
+        </w:rPr>
+        <w:t>100%</w:t>
+      </w:r>
+      <w:r>
+        <w:t xml:space="preserve">, R38S </w:t>
+      </w:r>
+      <w:r>
+        <w:rPr>
+          <w:vertAlign w:val="subscript"/>
+        </w:rPr>
+        <w:t>100%</w:t>
+      </w:r>
+      <w:r>
+        <w:t xml:space="preserve">, A58G </w:t>
+      </w:r>
+      <w:r>
+        <w:rPr>
+          <w:vertAlign w:val="subscript"/>
+        </w:rPr>
+        <w:t>100%</w:t>
+      </w:r>
+      <w:r>
+        <w:t xml:space="preserve">, G62N </w:t>
+      </w:r>
+      <w:r>
+        <w:rPr>
+          <w:vertAlign w:val="subscript"/>
+        </w:rPr>
+        <w:t>100%</w:t>
+      </w:r>
+      <w:r>
+        <w:t xml:space="preserve">, T92P </w:t>
+      </w:r>
+      <w:r>
+        <w:rPr>
+          <w:vertAlign w:val="subscript"/>
+        </w:rPr>
+        <w:t>100%</w:t>
+      </w:r>
+      <w:r>
+        <w:t xml:space="preserve">, G93T </w:t>
+      </w:r>
+      <w:r>
+        <w:rPr>
+          <w:vertAlign w:val="subscript"/>
+        </w:rPr>
+        <w:t>100%</w:t>
+      </w:r>
+      <w:r/>
     </w:p>
     <w:p>
       <w:pPr>
         <w:pStyle w:val="ListBullet"/>
       </w:pPr>
       <w:r>
-        <w:t>GT6_6c: A58G (100%), G30A (50%), G62N (100%), G93T (100%), I31L (100%), L24K (100%), L28V (100%), P26K (100%), R38S (100%), T92P (100%)</w:t>
-      </w:r>
+        <w:t xml:space="preserve">GT6_6d: V26K </w:t>
+      </w:r>
+      <w:r>
+        <w:rPr>
+          <w:vertAlign w:val="subscript"/>
+        </w:rPr>
+        <w:t>100%</w:t>
+      </w:r>
+      <w:r>
+        <w:t xml:space="preserve">, T28V </w:t>
+      </w:r>
+      <w:r>
+        <w:rPr>
+          <w:vertAlign w:val="subscript"/>
+        </w:rPr>
+        <w:t>100%</w:t>
+      </w:r>
+      <w:r>
+        <w:t xml:space="preserve">, L29P </w:t>
+      </w:r>
+      <w:r>
+        <w:rPr>
+          <w:vertAlign w:val="subscript"/>
+        </w:rPr>
+        <w:t>100%</w:t>
+      </w:r>
+      <w:r>
+        <w:t xml:space="preserve">, P30A </w:t>
+      </w:r>
+      <w:r>
+        <w:rPr>
+          <w:vertAlign w:val="subscript"/>
+        </w:rPr>
+        <w:t>50%</w:t>
+      </w:r>
+      <w:r>
+        <w:t xml:space="preserve">, G31L </w:t>
+      </w:r>
+      <w:r>
+        <w:rPr>
+          <w:vertAlign w:val="subscript"/>
+        </w:rPr>
+        <w:t>100%</w:t>
+      </w:r>
+      <w:r>
+        <w:t xml:space="preserve">, I32P </w:t>
+      </w:r>
+      <w:r>
+        <w:rPr>
+          <w:vertAlign w:val="subscript"/>
+        </w:rPr>
+        <w:t>100%</w:t>
+      </w:r>
+      <w:r>
+        <w:t xml:space="preserve">, Q38S </w:t>
+      </w:r>
+      <w:r>
+        <w:rPr>
+          <w:vertAlign w:val="subscript"/>
+        </w:rPr>
+        <w:t>100%</w:t>
+      </w:r>
+      <w:r>
+        <w:t xml:space="preserve">, G58P </w:t>
+      </w:r>
+      <w:r>
+        <w:rPr>
+          <w:vertAlign w:val="subscript"/>
+        </w:rPr>
+        <w:t>50%</w:t>
+      </w:r>
+      <w:r>
+        <w:t xml:space="preserve">, T62D </w:t>
+      </w:r>
+      <w:r>
+        <w:rPr>
+          <w:vertAlign w:val="subscript"/>
+        </w:rPr>
+        <w:t>50%</w:t>
+      </w:r>
+      <w:r>
+        <w:t xml:space="preserve">, T92A </w:t>
+      </w:r>
+      <w:r>
+        <w:rPr>
+          <w:vertAlign w:val="subscript"/>
+        </w:rPr>
+        <w:t>100%</w:t>
+      </w:r>
+      <w:r>
+        <w:t xml:space="preserve">, T93I </w:t>
+      </w:r>
+      <w:r>
+        <w:rPr>
+          <w:vertAlign w:val="subscript"/>
+        </w:rPr>
+        <w:t>50%</w:t>
+      </w:r>
+      <w:r/>
     </w:p>
     <w:p>
       <w:pPr>
         <w:pStyle w:val="ListBullet"/>
       </w:pPr>
       <w:r>
-        <w:t>GT6_6d: G31L (100%), G58P (50%), I32P (100%), L29P (100%), P30A (50%), Q38S (100%), T28V (100%), T62D (50%), T92A (100%), T93I (50%), V26K (100%)</w:t>
-      </w:r>
+        <w:t xml:space="preserve">GT6_6e: A62Q </w:t>
+      </w:r>
+      <w:r>
+        <w:rPr>
+          <w:vertAlign w:val="subscript"/>
+        </w:rPr>
+        <w:t>38%</w:t>
+      </w:r>
+      <w:r/>
     </w:p>
     <w:p>
       <w:pPr>
         <w:pStyle w:val="ListBullet"/>
       </w:pPr>
       <w:r>
-        <w:t>GT6_6e: A62Q (38%)</w:t>
-      </w:r>
+        <w:t xml:space="preserve">GT6_6f: A28T </w:t>
+      </w:r>
+      <w:r>
+        <w:rPr>
+          <w:vertAlign w:val="subscript"/>
+        </w:rPr>
+        <w:t>65%</w:t>
+      </w:r>
+      <w:r>
+        <w:t xml:space="preserve">, S58P </w:t>
+      </w:r>
+      <w:r>
+        <w:rPr>
+          <w:vertAlign w:val="subscript"/>
+        </w:rPr>
+        <w:t>79%</w:t>
+      </w:r>
+      <w:r>
+        <w:t xml:space="preserve">, A62T </w:t>
+      </w:r>
+      <w:r>
+        <w:rPr>
+          <w:vertAlign w:val="subscript"/>
+        </w:rPr>
+        <w:t>45%</w:t>
+      </w:r>
+      <w:r/>
     </w:p>
     <w:p>
       <w:pPr>
         <w:pStyle w:val="ListBullet"/>
       </w:pPr>
       <w:r>
-        <w:t>GT6_6f: A28T (65%), A62T (45%), S58P (79%)</w:t>
-      </w:r>
+        <w:t xml:space="preserve">GT6_6g: S24K </w:t>
+      </w:r>
+      <w:r>
+        <w:rPr>
+          <w:vertAlign w:val="subscript"/>
+        </w:rPr>
+        <w:t>100%</w:t>
+      </w:r>
+      <w:r>
+        <w:t xml:space="preserve">, L26K </w:t>
+      </w:r>
+      <w:r>
+        <w:rPr>
+          <w:vertAlign w:val="subscript"/>
+        </w:rPr>
+        <w:t>100%</w:t>
+      </w:r>
+      <w:r>
+        <w:t xml:space="preserve">, P28L </w:t>
+      </w:r>
+      <w:r>
+        <w:rPr>
+          <w:vertAlign w:val="subscript"/>
+        </w:rPr>
+        <w:t>47%</w:t>
+      </w:r>
+      <w:r>
+        <w:t xml:space="preserve">, S29P </w:t>
+      </w:r>
+      <w:r>
+        <w:rPr>
+          <w:vertAlign w:val="subscript"/>
+        </w:rPr>
+        <w:t>100%</w:t>
+      </w:r>
+      <w:r>
+        <w:t xml:space="preserve">, L30S </w:t>
+      </w:r>
+      <w:r>
+        <w:rPr>
+          <w:vertAlign w:val="subscript"/>
+        </w:rPr>
+        <w:t>47%</w:t>
+      </w:r>
+      <w:r>
+        <w:t xml:space="preserve">, P31L </w:t>
+      </w:r>
+      <w:r>
+        <w:rPr>
+          <w:vertAlign w:val="subscript"/>
+        </w:rPr>
+        <w:t>89%</w:t>
+      </w:r>
+      <w:r>
+        <w:t xml:space="preserve">, G32P </w:t>
+      </w:r>
+      <w:r>
+        <w:rPr>
+          <w:vertAlign w:val="subscript"/>
+        </w:rPr>
+        <w:t>100%</w:t>
+      </w:r>
+      <w:r>
+        <w:t xml:space="preserve">, C38S </w:t>
+      </w:r>
+      <w:r>
+        <w:rPr>
+          <w:vertAlign w:val="subscript"/>
+        </w:rPr>
+        <w:t>100%</w:t>
+      </w:r>
+      <w:r>
+        <w:t xml:space="preserve">, C58P </w:t>
+      </w:r>
+      <w:r>
+        <w:rPr>
+          <w:vertAlign w:val="subscript"/>
+        </w:rPr>
+        <w:t>80%</w:t>
+      </w:r>
+      <w:r>
+        <w:t xml:space="preserve">, I62D </w:t>
+      </w:r>
+      <w:r>
+        <w:rPr>
+          <w:vertAlign w:val="subscript"/>
+        </w:rPr>
+        <w:t>40%</w:t>
+      </w:r>
+      <w:r>
+        <w:t xml:space="preserve">, T92A </w:t>
+      </w:r>
+      <w:r>
+        <w:rPr>
+          <w:vertAlign w:val="subscript"/>
+        </w:rPr>
+        <w:t>95%</w:t>
+      </w:r>
+      <w:r/>
     </w:p>
     <w:p>
       <w:pPr>
         <w:pStyle w:val="ListBullet"/>
       </w:pPr>
       <w:r>
-        <w:t>GT6_6g: C38S (100%), C58P (80%), G32P (100%), I62D (40%), L26K (100%), L30S (47%), P28L (47%), P31L (89%), S24K (100%), S29P (100%), T92A (95%)</w:t>
-      </w:r>
+        <w:t xml:space="preserve">GT6_6h: A24K </w:t>
+      </w:r>
+      <w:r>
+        <w:rPr>
+          <w:vertAlign w:val="subscript"/>
+        </w:rPr>
+        <w:t>100%</w:t>
+      </w:r>
+      <w:r>
+        <w:t xml:space="preserve">, L26K </w:t>
+      </w:r>
+      <w:r>
+        <w:rPr>
+          <w:vertAlign w:val="subscript"/>
+        </w:rPr>
+        <w:t>88%</w:t>
+      </w:r>
+      <w:r>
+        <w:t xml:space="preserve">, P28V </w:t>
+      </w:r>
+      <w:r>
+        <w:rPr>
+          <w:vertAlign w:val="subscript"/>
+        </w:rPr>
+        <w:t>100%</w:t>
+      </w:r>
+      <w:r>
+        <w:t xml:space="preserve">, A29P </w:t>
+      </w:r>
+      <w:r>
+        <w:rPr>
+          <w:vertAlign w:val="subscript"/>
+        </w:rPr>
+        <w:t>100%</w:t>
+      </w:r>
+      <w:r>
+        <w:t xml:space="preserve">, L30A </w:t>
+      </w:r>
+      <w:r>
+        <w:rPr>
+          <w:vertAlign w:val="subscript"/>
+        </w:rPr>
+        <w:t>100%</w:t>
+      </w:r>
+      <w:r>
+        <w:t xml:space="preserve">, P31L </w:t>
+      </w:r>
+      <w:r>
+        <w:rPr>
+          <w:vertAlign w:val="subscript"/>
+        </w:rPr>
+        <w:t>100%</w:t>
+      </w:r>
+      <w:r>
+        <w:t xml:space="preserve">, G32P </w:t>
+      </w:r>
+      <w:r>
+        <w:rPr>
+          <w:vertAlign w:val="subscript"/>
+        </w:rPr>
+        <w:t>100%</w:t>
+      </w:r>
+      <w:r>
+        <w:t xml:space="preserve">, C38S </w:t>
+      </w:r>
+      <w:r>
+        <w:rPr>
+          <w:vertAlign w:val="subscript"/>
+        </w:rPr>
+        <w:t>100%</w:t>
+      </w:r>
+      <w:r>
+        <w:t xml:space="preserve">, C58P </w:t>
+      </w:r>
+      <w:r>
+        <w:rPr>
+          <w:vertAlign w:val="subscript"/>
+        </w:rPr>
+        <w:t>75%</w:t>
+      </w:r>
+      <w:r>
+        <w:t xml:space="preserve">, I62E </w:t>
+      </w:r>
+      <w:r>
+        <w:rPr>
+          <w:vertAlign w:val="subscript"/>
+        </w:rPr>
+        <w:t>100%</w:t>
+      </w:r>
+      <w:r>
+        <w:t xml:space="preserve">, T92A </w:t>
+      </w:r>
+      <w:r>
+        <w:rPr>
+          <w:vertAlign w:val="subscript"/>
+        </w:rPr>
+        <w:t>100%</w:t>
+      </w:r>
+      <w:r/>
     </w:p>
     <w:p>
       <w:pPr>
         <w:pStyle w:val="ListBullet"/>
       </w:pPr>
       <w:r>
-        <w:t>GT6_6h: A24K (100%), A29P (100%), C38S (100%), C58P (75%), G32P (100%), I62E (100%), L26K (88%), L30A (100%), P28V (100%), P31L (100%), T92A (100%)</w:t>
-      </w:r>
+        <w:t xml:space="preserve">GT6_6i: R24K </w:t>
+      </w:r>
+      <w:r>
+        <w:rPr>
+          <w:vertAlign w:val="subscript"/>
+        </w:rPr>
+        <w:t>100%</w:t>
+      </w:r>
+      <w:r>
+        <w:t xml:space="preserve">, A28V </w:t>
+      </w:r>
+      <w:r>
+        <w:rPr>
+          <w:vertAlign w:val="subscript"/>
+        </w:rPr>
+        <w:t>100%</w:t>
+      </w:r>
+      <w:r>
+        <w:t xml:space="preserve">, L29P </w:t>
+      </w:r>
+      <w:r>
+        <w:rPr>
+          <w:vertAlign w:val="subscript"/>
+        </w:rPr>
+        <w:t>100%</w:t>
+      </w:r>
+      <w:r>
+        <w:t xml:space="preserve">, P30A </w:t>
+      </w:r>
+      <w:r>
+        <w:rPr>
+          <w:vertAlign w:val="subscript"/>
+        </w:rPr>
+        <w:t>100%</w:t>
+      </w:r>
+      <w:r>
+        <w:t xml:space="preserve">, G31L </w:t>
+      </w:r>
+      <w:r>
+        <w:rPr>
+          <w:vertAlign w:val="subscript"/>
+        </w:rPr>
+        <w:t>100%</w:t>
+      </w:r>
+      <w:r>
+        <w:t xml:space="preserve">, V32P </w:t>
+      </w:r>
+      <w:r>
+        <w:rPr>
+          <w:vertAlign w:val="subscript"/>
+        </w:rPr>
+        <w:t>100%</w:t>
+      </w:r>
+      <w:r>
+        <w:t xml:space="preserve">, Q38S </w:t>
+      </w:r>
+      <w:r>
+        <w:rPr>
+          <w:vertAlign w:val="subscript"/>
+        </w:rPr>
+        <w:t>100%</w:t>
+      </w:r>
+      <w:r>
+        <w:t xml:space="preserve">, G58P </w:t>
+      </w:r>
+      <w:r>
+        <w:rPr>
+          <w:vertAlign w:val="subscript"/>
+        </w:rPr>
+        <w:t>100%</w:t>
+      </w:r>
+      <w:r>
+        <w:t xml:space="preserve">, T62D </w:t>
+      </w:r>
+      <w:r>
+        <w:rPr>
+          <w:vertAlign w:val="subscript"/>
+        </w:rPr>
+        <w:t>67%</w:t>
+      </w:r>
+      <w:r>
+        <w:t xml:space="preserve">, T92A </w:t>
+      </w:r>
+      <w:r>
+        <w:rPr>
+          <w:vertAlign w:val="subscript"/>
+        </w:rPr>
+        <w:t>100%</w:t>
+      </w:r>
+      <w:r/>
     </w:p>
     <w:p>
       <w:pPr>
         <w:pStyle w:val="ListBullet"/>
       </w:pPr>
       <w:r>
-        <w:t>GT6_6i: A28V (100%), G31L (100%), G58P (100%), L29P (100%), P30A (100%), Q38S (100%), R24K (100%), T62D (67%), T92A (100%), V32P (100%)</w:t>
-      </w:r>
+        <w:t xml:space="preserve">GT6_6j: L24K </w:t>
+      </w:r>
+      <w:r>
+        <w:rPr>
+          <w:vertAlign w:val="subscript"/>
+        </w:rPr>
+        <w:t>100%</w:t>
+      </w:r>
+      <w:r>
+        <w:t xml:space="preserve">, P26K </w:t>
+      </w:r>
+      <w:r>
+        <w:rPr>
+          <w:vertAlign w:val="subscript"/>
+        </w:rPr>
+        <w:t>100%</w:t>
+      </w:r>
+      <w:r>
+        <w:t xml:space="preserve">, L28V </w:t>
+      </w:r>
+      <w:r>
+        <w:rPr>
+          <w:vertAlign w:val="subscript"/>
+        </w:rPr>
+        <w:t>100%</w:t>
+      </w:r>
+      <w:r>
+        <w:t xml:space="preserve">, G30A </w:t>
+      </w:r>
+      <w:r>
+        <w:rPr>
+          <w:vertAlign w:val="subscript"/>
+        </w:rPr>
+        <w:t>100%</w:t>
+      </w:r>
+      <w:r>
+        <w:t xml:space="preserve">, V31L </w:t>
+      </w:r>
+      <w:r>
+        <w:rPr>
+          <w:vertAlign w:val="subscript"/>
+        </w:rPr>
+        <w:t>100%</w:t>
+      </w:r>
+      <w:r>
+        <w:t xml:space="preserve">, R38S </w:t>
+      </w:r>
+      <w:r>
+        <w:rPr>
+          <w:vertAlign w:val="subscript"/>
+        </w:rPr>
+        <w:t>100%</w:t>
+      </w:r>
+      <w:r>
+        <w:t xml:space="preserve">, G62D </w:t>
+      </w:r>
+      <w:r>
+        <w:rPr>
+          <w:vertAlign w:val="subscript"/>
+        </w:rPr>
+        <w:t>50%</w:t>
+      </w:r>
+      <w:r>
+        <w:t xml:space="preserve">, T92A </w:t>
+      </w:r>
+      <w:r>
+        <w:rPr>
+          <w:vertAlign w:val="subscript"/>
+        </w:rPr>
+        <w:t>100%</w:t>
+      </w:r>
+      <w:r>
+        <w:t xml:space="preserve">, G93T </w:t>
+      </w:r>
+      <w:r>
+        <w:rPr>
+          <w:vertAlign w:val="subscript"/>
+        </w:rPr>
+        <w:t>100%</w:t>
+      </w:r>
+      <w:r/>
     </w:p>
     <w:p>
       <w:pPr>
         <w:pStyle w:val="ListBullet"/>
       </w:pPr>
       <w:r>
-        <w:t>GT6_6j: G30A (100%), G62D (50%), G93T (100%), L24K (100%), L28V (100%), P26K (100%), R38S (100%), T92A (100%), V31L (100%)</w:t>
-      </w:r>
+        <w:t xml:space="preserve">GT6_6k: V26K </w:t>
+      </w:r>
+      <w:r>
+        <w:rPr>
+          <w:vertAlign w:val="subscript"/>
+        </w:rPr>
+        <w:t>100%</w:t>
+      </w:r>
+      <w:r>
+        <w:t xml:space="preserve">, A28V </w:t>
+      </w:r>
+      <w:r>
+        <w:rPr>
+          <w:vertAlign w:val="subscript"/>
+        </w:rPr>
+        <w:t>100%</w:t>
+      </w:r>
+      <w:r>
+        <w:t xml:space="preserve">, L29P </w:t>
+      </w:r>
+      <w:r>
+        <w:rPr>
+          <w:vertAlign w:val="subscript"/>
+        </w:rPr>
+        <w:t>100%</w:t>
+      </w:r>
+      <w:r>
+        <w:t xml:space="preserve">, P30A </w:t>
+      </w:r>
+      <w:r>
+        <w:rPr>
+          <w:vertAlign w:val="subscript"/>
+        </w:rPr>
+        <w:t>100%</w:t>
+      </w:r>
+      <w:r>
+        <w:t xml:space="preserve">, G31L </w:t>
+      </w:r>
+      <w:r>
+        <w:rPr>
+          <w:vertAlign w:val="subscript"/>
+        </w:rPr>
+        <w:t>100%</w:t>
+      </w:r>
+      <w:r>
+        <w:t xml:space="preserve">, V32P </w:t>
+      </w:r>
+      <w:r>
+        <w:rPr>
+          <w:vertAlign w:val="subscript"/>
+        </w:rPr>
+        <w:t>100%</w:t>
+      </w:r>
+      <w:r>
+        <w:t xml:space="preserve">, Q38S </w:t>
+      </w:r>
+      <w:r>
+        <w:rPr>
+          <w:vertAlign w:val="subscript"/>
+        </w:rPr>
+        <w:t>100%</w:t>
+      </w:r>
+      <w:r>
+        <w:t xml:space="preserve">, G58P </w:t>
+      </w:r>
+      <w:r>
+        <w:rPr>
+          <w:vertAlign w:val="subscript"/>
+        </w:rPr>
+        <w:t>100%</w:t>
+      </w:r>
+      <w:r>
+        <w:t xml:space="preserve">, V62D </w:t>
+      </w:r>
+      <w:r>
+        <w:rPr>
+          <w:vertAlign w:val="subscript"/>
+        </w:rPr>
+        <w:t>67%</w:t>
+      </w:r>
+      <w:r>
+        <w:t xml:space="preserve">, T92A </w:t>
+      </w:r>
+      <w:r>
+        <w:rPr>
+          <w:vertAlign w:val="subscript"/>
+        </w:rPr>
+        <w:t>100%</w:t>
+      </w:r>
+      <w:r/>
     </w:p>
     <w:p>
       <w:pPr>
         <w:pStyle w:val="ListBullet"/>
       </w:pPr>
       <w:r>
-        <w:t>GT6_6k: A28V (100%), G31L (100%), G58P (100%), L29P (100%), P30A (100%), Q38S (100%), T92A (100%), V26K (100%), V32P (100%), V62D (67%)</w:t>
-      </w:r>
+        <w:t xml:space="preserve">GT6_6m: V26K </w:t>
+      </w:r>
+      <w:r>
+        <w:rPr>
+          <w:vertAlign w:val="subscript"/>
+        </w:rPr>
+        <w:t>100%</w:t>
+      </w:r>
+      <w:r>
+        <w:t xml:space="preserve">, S28V </w:t>
+      </w:r>
+      <w:r>
+        <w:rPr>
+          <w:vertAlign w:val="subscript"/>
+        </w:rPr>
+        <w:t>100%</w:t>
+      </w:r>
+      <w:r>
+        <w:t xml:space="preserve">, L29P </w:t>
+      </w:r>
+      <w:r>
+        <w:rPr>
+          <w:vertAlign w:val="subscript"/>
+        </w:rPr>
+        <w:t>100%</w:t>
+      </w:r>
+      <w:r>
+        <w:t xml:space="preserve">, P30S </w:t>
+      </w:r>
+      <w:r>
+        <w:rPr>
+          <w:vertAlign w:val="subscript"/>
+        </w:rPr>
+        <w:t>100%</w:t>
+      </w:r>
+      <w:r>
+        <w:t xml:space="preserve">, G31L </w:t>
+      </w:r>
+      <w:r>
+        <w:rPr>
+          <w:vertAlign w:val="subscript"/>
+        </w:rPr>
+        <w:t>100%</w:t>
+      </w:r>
+      <w:r>
+        <w:t xml:space="preserve">, V32P </w:t>
+      </w:r>
+      <w:r>
+        <w:rPr>
+          <w:vertAlign w:val="subscript"/>
+        </w:rPr>
+        <w:t>100%</w:t>
+      </w:r>
+      <w:r>
+        <w:t xml:space="preserve">, Q38S </w:t>
+      </w:r>
+      <w:r>
+        <w:rPr>
+          <w:vertAlign w:val="subscript"/>
+        </w:rPr>
+        <w:t>100%</w:t>
+      </w:r>
+      <w:r>
+        <w:t xml:space="preserve">, G58T </w:t>
+      </w:r>
+      <w:r>
+        <w:rPr>
+          <w:vertAlign w:val="subscript"/>
+        </w:rPr>
+        <w:t>100%</w:t>
+      </w:r>
+      <w:r>
+        <w:t xml:space="preserve">, A62V </w:t>
+      </w:r>
+      <w:r>
+        <w:rPr>
+          <w:vertAlign w:val="subscript"/>
+        </w:rPr>
+        <w:t>100%</w:t>
+      </w:r>
+      <w:r>
+        <w:t xml:space="preserve">, T92A </w:t>
+      </w:r>
+      <w:r>
+        <w:rPr>
+          <w:vertAlign w:val="subscript"/>
+        </w:rPr>
+        <w:t>100%</w:t>
+      </w:r>
+      <w:r>
+        <w:t xml:space="preserve">, T93S </w:t>
+      </w:r>
+      <w:r>
+        <w:rPr>
+          <w:vertAlign w:val="subscript"/>
+        </w:rPr>
+        <w:t>100%</w:t>
+      </w:r>
+      <w:r/>
     </w:p>
     <w:p>
       <w:pPr>
         <w:pStyle w:val="ListBullet"/>
       </w:pPr>
       <w:r>
-        <w:t>GT6_6m: A62V (100%), G31L (100%), G58T (100%), L29P (100%), P30S (100%), Q38S (100%), S28V (100%), T92A (100%), T93S (100%), V26K (100%), V32P (100%)</w:t>
-      </w:r>
+        <w:t xml:space="preserve">GT6_6n: V26K </w:t>
+      </w:r>
+      <w:r>
+        <w:rPr>
+          <w:vertAlign w:val="subscript"/>
+        </w:rPr>
+        <w:t>100%</w:t>
+      </w:r>
+      <w:r>
+        <w:t xml:space="preserve">, S28V </w:t>
+      </w:r>
+      <w:r>
+        <w:rPr>
+          <w:vertAlign w:val="subscript"/>
+        </w:rPr>
+        <w:t>96%</w:t>
+      </w:r>
+      <w:r>
+        <w:t xml:space="preserve">, L29P </w:t>
+      </w:r>
+      <w:r>
+        <w:rPr>
+          <w:vertAlign w:val="subscript"/>
+        </w:rPr>
+        <w:t>100%</w:t>
+      </w:r>
+      <w:r>
+        <w:t xml:space="preserve">, P30S </w:t>
+      </w:r>
+      <w:r>
+        <w:rPr>
+          <w:vertAlign w:val="subscript"/>
+        </w:rPr>
+        <w:t>96%</w:t>
+      </w:r>
+      <w:r>
+        <w:t xml:space="preserve">, G31L </w:t>
+      </w:r>
+      <w:r>
+        <w:rPr>
+          <w:vertAlign w:val="subscript"/>
+        </w:rPr>
+        <w:t>100%</w:t>
+      </w:r>
+      <w:r>
+        <w:t xml:space="preserve">, V32P </w:t>
+      </w:r>
+      <w:r>
+        <w:rPr>
+          <w:vertAlign w:val="subscript"/>
+        </w:rPr>
+        <w:t>100%</w:t>
+      </w:r>
+      <w:r>
+        <w:t xml:space="preserve">, Q38S </w:t>
+      </w:r>
+      <w:r>
+        <w:rPr>
+          <w:vertAlign w:val="subscript"/>
+        </w:rPr>
+        <w:t>100%</w:t>
+      </w:r>
+      <w:r>
+        <w:t xml:space="preserve">, G58T </w:t>
+      </w:r>
+      <w:r>
+        <w:rPr>
+          <w:vertAlign w:val="subscript"/>
+        </w:rPr>
+        <w:t>59%</w:t>
+      </w:r>
+      <w:r>
+        <w:t xml:space="preserve">, V62M </w:t>
+      </w:r>
+      <w:r>
+        <w:rPr>
+          <w:vertAlign w:val="subscript"/>
+        </w:rPr>
+        <w:t>36%</w:t>
+      </w:r>
+      <w:r>
+        <w:t xml:space="preserve">, T92A </w:t>
+      </w:r>
+      <w:r>
+        <w:rPr>
+          <w:vertAlign w:val="subscript"/>
+        </w:rPr>
+        <w:t>100%</w:t>
+      </w:r>
+      <w:r>
+        <w:t xml:space="preserve">, T93S </w:t>
+      </w:r>
+      <w:r>
+        <w:rPr>
+          <w:vertAlign w:val="subscript"/>
+        </w:rPr>
+        <w:t>96%</w:t>
+      </w:r>
+      <w:r/>
     </w:p>
     <w:p>
       <w:pPr>
         <w:pStyle w:val="ListBullet"/>
       </w:pPr>
       <w:r>
-        <w:t>GT6_6n: G31L (100%), G58T (59%), L29P (100%), P30S (96%), Q38S (100%), S28V (96%), T92A (100%), T93S (96%), V26K (100%), V32P (100%), V62M (36%)</w:t>
-      </w:r>
+        <w:t xml:space="preserve">GT6_6o: L26K </w:t>
+      </w:r>
+      <w:r>
+        <w:rPr>
+          <w:vertAlign w:val="subscript"/>
+        </w:rPr>
+        <w:t>100%</w:t>
+      </w:r>
+      <w:r>
+        <w:t xml:space="preserve">, A28L </w:t>
+      </w:r>
+      <w:r>
+        <w:rPr>
+          <w:vertAlign w:val="subscript"/>
+        </w:rPr>
+        <w:t>75%</w:t>
+      </w:r>
+      <w:r>
+        <w:t xml:space="preserve">, L29P </w:t>
+      </w:r>
+      <w:r>
+        <w:rPr>
+          <w:vertAlign w:val="subscript"/>
+        </w:rPr>
+        <w:t>100%</w:t>
+      </w:r>
+      <w:r>
+        <w:t xml:space="preserve">, P30A </w:t>
+      </w:r>
+      <w:r>
+        <w:rPr>
+          <w:vertAlign w:val="subscript"/>
+        </w:rPr>
+        <w:t>80%</w:t>
+      </w:r>
+      <w:r>
+        <w:t xml:space="preserve">, G31L </w:t>
+      </w:r>
+      <w:r>
+        <w:rPr>
+          <w:vertAlign w:val="subscript"/>
+        </w:rPr>
+        <w:t>100%</w:t>
+      </w:r>
+      <w:r>
+        <w:t xml:space="preserve">, I32P </w:t>
+      </w:r>
+      <w:r>
+        <w:rPr>
+          <w:vertAlign w:val="subscript"/>
+        </w:rPr>
+        <w:t>100%</w:t>
+      </w:r>
+      <w:r>
+        <w:t xml:space="preserve">, Q38S </w:t>
+      </w:r>
+      <w:r>
+        <w:rPr>
+          <w:vertAlign w:val="subscript"/>
+        </w:rPr>
+        <w:t>100%</w:t>
+      </w:r>
+      <w:r>
+        <w:t xml:space="preserve">, G58A </w:t>
+      </w:r>
+      <w:r>
+        <w:rPr>
+          <w:vertAlign w:val="subscript"/>
+        </w:rPr>
+        <w:t>80%</w:t>
+      </w:r>
+      <w:r>
+        <w:t xml:space="preserve">, T62S </w:t>
+      </w:r>
+      <w:r>
+        <w:rPr>
+          <w:vertAlign w:val="subscript"/>
+        </w:rPr>
+        <w:t>80%</w:t>
+      </w:r>
+      <w:r>
+        <w:t xml:space="preserve">, T92A </w:t>
+      </w:r>
+      <w:r>
+        <w:rPr>
+          <w:vertAlign w:val="subscript"/>
+        </w:rPr>
+        <w:t>100%</w:t>
+      </w:r>
+      <w:r/>
     </w:p>
     <w:p>
       <w:pPr>
         <w:pStyle w:val="ListBullet"/>
       </w:pPr>
       <w:r>
-        <w:t>GT6_6o: A28L (75%), G31L (100%), G58A (80%), I32P (100%), L26K (100%), L29P (100%), P30A (80%), Q38S (100%), T62S (80%), T92A (100%)</w:t>
-      </w:r>
+        <w:t xml:space="preserve">GT6_6p: V26K </w:t>
+      </w:r>
+      <w:r>
+        <w:rPr>
+          <w:vertAlign w:val="subscript"/>
+        </w:rPr>
+        <w:t>100%</w:t>
+      </w:r>
+      <w:r>
+        <w:t xml:space="preserve">, S28V </w:t>
+      </w:r>
+      <w:r>
+        <w:rPr>
+          <w:vertAlign w:val="subscript"/>
+        </w:rPr>
+        <w:t>67%</w:t>
+      </w:r>
+      <w:r>
+        <w:t xml:space="preserve">, L29P </w:t>
+      </w:r>
+      <w:r>
+        <w:rPr>
+          <w:vertAlign w:val="subscript"/>
+        </w:rPr>
+        <w:t>100%</w:t>
+      </w:r>
+      <w:r>
+        <w:t xml:space="preserve">, P30S </w:t>
+      </w:r>
+      <w:r>
+        <w:rPr>
+          <w:vertAlign w:val="subscript"/>
+        </w:rPr>
+        <w:t>100%</w:t>
+      </w:r>
+      <w:r>
+        <w:t xml:space="preserve">, G31L </w:t>
+      </w:r>
+      <w:r>
+        <w:rPr>
+          <w:vertAlign w:val="subscript"/>
+        </w:rPr>
+        <w:t>100%</w:t>
+      </w:r>
+      <w:r>
+        <w:t xml:space="preserve">, I32P </w:t>
+      </w:r>
+      <w:r>
+        <w:rPr>
+          <w:vertAlign w:val="subscript"/>
+        </w:rPr>
+        <w:t>100%</w:t>
+      </w:r>
+      <w:r>
+        <w:t xml:space="preserve">, Q38S </w:t>
+      </w:r>
+      <w:r>
+        <w:rPr>
+          <w:vertAlign w:val="subscript"/>
+        </w:rPr>
+        <w:t>100%</w:t>
+      </w:r>
+      <w:r>
+        <w:t xml:space="preserve">, G58P </w:t>
+      </w:r>
+      <w:r>
+        <w:rPr>
+          <w:vertAlign w:val="subscript"/>
+        </w:rPr>
+        <w:t>100%</w:t>
+      </w:r>
+      <w:r>
+        <w:t xml:space="preserve">, T62M </w:t>
+      </w:r>
+      <w:r>
+        <w:rPr>
+          <w:vertAlign w:val="subscript"/>
+        </w:rPr>
+        <w:t>100%</w:t>
+      </w:r>
+      <w:r>
+        <w:t xml:space="preserve">, T92A </w:t>
+      </w:r>
+      <w:r>
+        <w:rPr>
+          <w:vertAlign w:val="subscript"/>
+        </w:rPr>
+        <w:t>100%</w:t>
+      </w:r>
+      <w:r/>
     </w:p>
     <w:p>
       <w:pPr>
         <w:pStyle w:val="ListBullet"/>
       </w:pPr>
       <w:r>
-        <w:t>GT6_6p: G31L (100%), G58P (100%), I32P (100%), L29P (100%), P30S (100%), Q38S (100%), S28V (67%), T62M (100%), T92A (100%), V26K (100%)</w:t>
-      </w:r>
+        <w:t xml:space="preserve">GT6_6r: G28T </w:t>
+      </w:r>
+      <w:r>
+        <w:rPr>
+          <w:vertAlign w:val="subscript"/>
+        </w:rPr>
+        <w:t>67%</w:t>
+      </w:r>
+      <w:r/>
     </w:p>
     <w:p>
       <w:pPr>
         <w:pStyle w:val="ListBullet"/>
       </w:pPr>
       <w:r>
-        <w:t>GT6_6r: G28T (67%)</w:t>
-      </w:r>
+        <w:t xml:space="preserve">GT6_6s: R24K </w:t>
+      </w:r>
+      <w:r>
+        <w:rPr>
+          <w:vertAlign w:val="subscript"/>
+        </w:rPr>
+        <w:t>67%</w:t>
+      </w:r>
+      <w:r>
+        <w:t xml:space="preserve">, L26K </w:t>
+      </w:r>
+      <w:r>
+        <w:rPr>
+          <w:vertAlign w:val="subscript"/>
+        </w:rPr>
+        <w:t>67%</w:t>
+      </w:r>
+      <w:r>
+        <w:t xml:space="preserve">, S28L </w:t>
+      </w:r>
+      <w:r>
+        <w:rPr>
+          <w:vertAlign w:val="subscript"/>
+        </w:rPr>
+        <w:t>67%</w:t>
+      </w:r>
+      <w:r>
+        <w:t xml:space="preserve">, L29P </w:t>
+      </w:r>
+      <w:r>
+        <w:rPr>
+          <w:vertAlign w:val="subscript"/>
+        </w:rPr>
+        <w:t>100%</w:t>
+      </w:r>
+      <w:r>
+        <w:t xml:space="preserve">, P30S </w:t>
+      </w:r>
+      <w:r>
+        <w:rPr>
+          <w:vertAlign w:val="subscript"/>
+        </w:rPr>
+        <w:t>100%</w:t>
+      </w:r>
+      <w:r>
+        <w:t xml:space="preserve">, G31L </w:t>
+      </w:r>
+      <w:r>
+        <w:rPr>
+          <w:vertAlign w:val="subscript"/>
+        </w:rPr>
+        <w:t>100%</w:t>
+      </w:r>
+      <w:r>
+        <w:t xml:space="preserve">, V32P </w:t>
+      </w:r>
+      <w:r>
+        <w:rPr>
+          <w:vertAlign w:val="subscript"/>
+        </w:rPr>
+        <w:t>100%</w:t>
+      </w:r>
+      <w:r>
+        <w:t xml:space="preserve">, Q38S </w:t>
+      </w:r>
+      <w:r>
+        <w:rPr>
+          <w:vertAlign w:val="subscript"/>
+        </w:rPr>
+        <w:t>100%</w:t>
+      </w:r>
+      <w:r>
+        <w:t xml:space="preserve">, G58P </w:t>
+      </w:r>
+      <w:r>
+        <w:rPr>
+          <w:vertAlign w:val="subscript"/>
+        </w:rPr>
+        <w:t>100%</w:t>
+      </w:r>
+      <w:r>
+        <w:t xml:space="preserve">, T62E </w:t>
+      </w:r>
+      <w:r>
+        <w:rPr>
+          <w:vertAlign w:val="subscript"/>
+        </w:rPr>
+        <w:t>100%</w:t>
+      </w:r>
+      <w:r>
+        <w:t xml:space="preserve">, T92A </w:t>
+      </w:r>
+      <w:r>
+        <w:rPr>
+          <w:vertAlign w:val="subscript"/>
+        </w:rPr>
+        <w:t>100%</w:t>
+      </w:r>
+      <w:r/>
     </w:p>
     <w:p>
       <w:pPr>
         <w:pStyle w:val="ListBullet"/>
       </w:pPr>
       <w:r>
-        <w:t>GT6_6s: G31L (100%), G58P (100%), L26K (67%), L29P (100%), P30S (100%), Q38S (100%), R24K (67%), S28L (67%), T62E (100%), T92A (100%), V32P (100%)</w:t>
-      </w:r>
+        <w:t xml:space="preserve">GT6_6v: R24K </w:t>
+      </w:r>
+      <w:r>
+        <w:rPr>
+          <w:vertAlign w:val="subscript"/>
+        </w:rPr>
+        <w:t>100%</w:t>
+      </w:r>
+      <w:r>
+        <w:t xml:space="preserve">, V26R </w:t>
+      </w:r>
+      <w:r>
+        <w:rPr>
+          <w:vertAlign w:val="subscript"/>
+        </w:rPr>
+        <w:t>100%</w:t>
+      </w:r>
+      <w:r>
+        <w:t xml:space="preserve">, S28V </w:t>
+      </w:r>
+      <w:r>
+        <w:rPr>
+          <w:vertAlign w:val="subscript"/>
+        </w:rPr>
+        <w:t>100%</w:t>
+      </w:r>
+      <w:r>
+        <w:t xml:space="preserve">, L29P </w:t>
+      </w:r>
+      <w:r>
+        <w:rPr>
+          <w:vertAlign w:val="subscript"/>
+        </w:rPr>
+        <w:t>100%</w:t>
+      </w:r>
+      <w:r>
+        <w:t xml:space="preserve">, P30S </w:t>
+      </w:r>
+      <w:r>
+        <w:rPr>
+          <w:vertAlign w:val="subscript"/>
+        </w:rPr>
+        <w:t>100%</w:t>
+      </w:r>
+      <w:r>
+        <w:t xml:space="preserve">, G31L </w:t>
+      </w:r>
+      <w:r>
+        <w:rPr>
+          <w:vertAlign w:val="subscript"/>
+        </w:rPr>
+        <w:t>100%</w:t>
+      </w:r>
+      <w:r>
+        <w:t xml:space="preserve">, I32P </w:t>
+      </w:r>
+      <w:r>
+        <w:rPr>
+          <w:vertAlign w:val="subscript"/>
+        </w:rPr>
+        <w:t>100%</w:t>
+      </w:r>
+      <w:r>
+        <w:t xml:space="preserve">, Q38S </w:t>
+      </w:r>
+      <w:r>
+        <w:rPr>
+          <w:vertAlign w:val="subscript"/>
+        </w:rPr>
+        <w:t>100%</w:t>
+      </w:r>
+      <w:r>
+        <w:t xml:space="preserve">, G58P </w:t>
+      </w:r>
+      <w:r>
+        <w:rPr>
+          <w:vertAlign w:val="subscript"/>
+        </w:rPr>
+        <w:t>100%</w:t>
+      </w:r>
+      <w:r>
+        <w:t xml:space="preserve">, T62Q </w:t>
+      </w:r>
+      <w:r>
+        <w:rPr>
+          <w:vertAlign w:val="subscript"/>
+        </w:rPr>
+        <w:t>100%</w:t>
+      </w:r>
+      <w:r>
+        <w:t xml:space="preserve">, T92A </w:t>
+      </w:r>
+      <w:r>
+        <w:rPr>
+          <w:vertAlign w:val="subscript"/>
+        </w:rPr>
+        <w:t>100%</w:t>
+      </w:r>
+      <w:r>
+        <w:t xml:space="preserve">, T93S </w:t>
+      </w:r>
+      <w:r>
+        <w:rPr>
+          <w:vertAlign w:val="subscript"/>
+        </w:rPr>
+        <w:t>100%</w:t>
+      </w:r>
+      <w:r/>
     </w:p>
     <w:p>
       <w:pPr>
         <w:pStyle w:val="ListBullet"/>
       </w:pPr>
       <w:r>
-        <w:t>GT6_6v: G31L (100%), G58P (100%), I32P (100%), L29P (100%), P30S (100%), Q38S (100%), R24K (100%), S28V (100%), T62Q (100%), T92A (100%), T93S (100%), V26R (100%), V32P (100%)</w:t>
-      </w:r>
+        <w:t xml:space="preserve">GT6_6w: F26K </w:t>
+      </w:r>
+      <w:r>
+        <w:rPr>
+          <w:vertAlign w:val="subscript"/>
+        </w:rPr>
+        <w:t>98%</w:t>
+      </w:r>
+      <w:r>
+        <w:t xml:space="preserve">, A28V </w:t>
+      </w:r>
+      <w:r>
+        <w:rPr>
+          <w:vertAlign w:val="subscript"/>
+        </w:rPr>
+        <w:t>52%</w:t>
+      </w:r>
+      <w:r>
+        <w:t xml:space="preserve">, L29P </w:t>
+      </w:r>
+      <w:r>
+        <w:rPr>
+          <w:vertAlign w:val="subscript"/>
+        </w:rPr>
+        <w:t>100%</w:t>
+      </w:r>
+      <w:r>
+        <w:t xml:space="preserve">, P30A </w:t>
+      </w:r>
+      <w:r>
+        <w:rPr>
+          <w:vertAlign w:val="subscript"/>
+        </w:rPr>
+        <w:t>76%</w:t>
+      </w:r>
+      <w:r>
+        <w:t xml:space="preserve">, G31L </w:t>
+      </w:r>
+      <w:r>
+        <w:rPr>
+          <w:vertAlign w:val="subscript"/>
+        </w:rPr>
+        <w:t>83%</w:t>
+      </w:r>
+      <w:r>
+        <w:t xml:space="preserve">, I32P </w:t>
+      </w:r>
+      <w:r>
+        <w:rPr>
+          <w:vertAlign w:val="subscript"/>
+        </w:rPr>
+        <w:t>100%</w:t>
+      </w:r>
+      <w:r>
+        <w:t xml:space="preserve">, Q38S </w:t>
+      </w:r>
+      <w:r>
+        <w:rPr>
+          <w:vertAlign w:val="subscript"/>
+        </w:rPr>
+        <w:t>100%</w:t>
+      </w:r>
+      <w:r>
+        <w:t xml:space="preserve">, G58P </w:t>
+      </w:r>
+      <w:r>
+        <w:rPr>
+          <w:vertAlign w:val="subscript"/>
+        </w:rPr>
+        <w:t>74%</w:t>
+      </w:r>
+      <w:r>
+        <w:t xml:space="preserve">, A62T </w:t>
+      </w:r>
+      <w:r>
+        <w:rPr>
+          <w:vertAlign w:val="subscript"/>
+        </w:rPr>
+        <w:t>24%</w:t>
+      </w:r>
+      <w:r>
+        <w:t xml:space="preserve">, T92A </w:t>
+      </w:r>
+      <w:r>
+        <w:rPr>
+          <w:vertAlign w:val="subscript"/>
+        </w:rPr>
+        <w:t>100%</w:t>
+      </w:r>
+      <w:r/>
     </w:p>
     <w:p>
       <w:pPr>
         <w:pStyle w:val="ListBullet"/>
       </w:pPr>
       <w:r>
-        <w:t>GT6_6w: A28V (52%), A62T (24%), F26K (98%), G31L (83%), G58P (74%), I32P (100%), L29P (100%), P30A (76%), Q38S (100%), T92A (100%)</w:t>
-      </w:r>
+        <w:t xml:space="preserve">GT6_6xa: V26K </w:t>
+      </w:r>
+      <w:r>
+        <w:rPr>
+          <w:vertAlign w:val="subscript"/>
+        </w:rPr>
+        <w:t>100%</w:t>
+      </w:r>
+      <w:r>
+        <w:t xml:space="preserve">, S28V </w:t>
+      </w:r>
+      <w:r>
+        <w:rPr>
+          <w:vertAlign w:val="subscript"/>
+        </w:rPr>
+        <w:t>100%</w:t>
+      </w:r>
+      <w:r>
+        <w:t xml:space="preserve">, L29P </w:t>
+      </w:r>
+      <w:r>
+        <w:rPr>
+          <w:vertAlign w:val="subscript"/>
+        </w:rPr>
+        <w:t>100%</w:t>
+      </w:r>
+      <w:r>
+        <w:t xml:space="preserve">, P30S </w:t>
+      </w:r>
+      <w:r>
+        <w:rPr>
+          <w:vertAlign w:val="subscript"/>
+        </w:rPr>
+        <w:t>100%</w:t>
+      </w:r>
+      <w:r>
+        <w:t xml:space="preserve">, G31L </w:t>
+      </w:r>
+      <w:r>
+        <w:rPr>
+          <w:vertAlign w:val="subscript"/>
+        </w:rPr>
+        <w:t>100%</w:t>
+      </w:r>
+      <w:r>
+        <w:t xml:space="preserve">, V32P </w:t>
+      </w:r>
+      <w:r>
+        <w:rPr>
+          <w:vertAlign w:val="subscript"/>
+        </w:rPr>
+        <w:t>100%</w:t>
+      </w:r>
+      <w:r>
+        <w:t xml:space="preserve">, Q38S </w:t>
+      </w:r>
+      <w:r>
+        <w:rPr>
+          <w:vertAlign w:val="subscript"/>
+        </w:rPr>
+        <w:t>100%</w:t>
+      </w:r>
+      <w:r>
+        <w:t xml:space="preserve">, G58P </w:t>
+      </w:r>
+      <w:r>
+        <w:rPr>
+          <w:vertAlign w:val="subscript"/>
+        </w:rPr>
+        <w:t>100%</w:t>
+      </w:r>
+      <w:r>
+        <w:t xml:space="preserve">, T62N </w:t>
+      </w:r>
+      <w:r>
+        <w:rPr>
+          <w:vertAlign w:val="subscript"/>
+        </w:rPr>
+        <w:t>100%</w:t>
+      </w:r>
+      <w:r>
+        <w:t xml:space="preserve">, T92A </w:t>
+      </w:r>
+      <w:r>
+        <w:rPr>
+          <w:vertAlign w:val="subscript"/>
+        </w:rPr>
+        <w:t>100%</w:t>
+      </w:r>
+      <w:r/>
     </w:p>
     <w:p>
       <w:pPr>
         <w:pStyle w:val="ListBullet"/>
       </w:pPr>
       <w:r>
-        <w:t>GT6_6xa: G31L (100%), G58P (100%), L29P (100%), P30S (100%), Q38S (100%), S28V (100%), T62N (100%), T92A (100%), V26K (100%), V32P (100%)</w:t>
-      </w:r>
+        <w:t xml:space="preserve">GT7_7a: S30C </w:t>
+      </w:r>
+      <w:r>
+        <w:rPr>
+          <w:vertAlign w:val="subscript"/>
+        </w:rPr>
+        <w:t>50%</w:t>
+      </w:r>
+      <w:r/>
     </w:p>
     <w:p>
       <w:pPr>
         <w:pStyle w:val="ListBullet"/>
       </w:pPr>
       <w:r>
-        <w:t>GT7_7a: S30C (50%)</w:t>
-      </w:r>
+        <w:t xml:space="preserve">GT7_7b: S30L </w:t>
+      </w:r>
+      <w:r>
+        <w:rPr>
+          <w:vertAlign w:val="subscript"/>
+        </w:rPr>
+        <w:t>100%</w:t>
+      </w:r>
+      <w:r/>
     </w:p>
     <w:p>
       <w:pPr>
         <w:pStyle w:val="ListBullet"/>
       </w:pPr>
       <w:r>
-        <w:t>GT7_7b: S30L (100%)</w:t>
+        <w:t xml:space="preserve">GT8_8a: R26K </w:t>
+      </w:r>
+      <w:r>
+        <w:rPr>
+          <w:vertAlign w:val="subscript"/>
+        </w:rPr>
+        <w:t>40%</w:t>
+      </w:r>
+      <w:r>
+        <w:t xml:space="preserve">, V62I </w:t>
+      </w:r>
+      <w:r>
+        <w:rPr>
+          <w:vertAlign w:val="subscript"/>
+        </w:rPr>
+        <w:t>40%</w:t>
+      </w:r>
+      <w:r/>
+    </w:p>
+    <w:p>
+      <w:pPr>
+        <w:pStyle w:val="Heading1"/>
+      </w:pPr>
+      <w:r>
+        <w:t>NS5B</w:t>
       </w:r>
     </w:p>
     <w:p>
@@ -668,160 +5855,315 @@
         <w:pStyle w:val="ListBullet"/>
       </w:pPr>
       <w:r>
-        <w:t>GT8_8a: R26K (40%), V62I (40%)</w:t>
-      </w:r>
-    </w:p>
-    <w:p>
-      <w:pPr>
-        <w:pStyle w:val="Heading1"/>
-      </w:pPr>
-      <w:r>
-        <w:t>NS5B</w:t>
-      </w:r>
+        <w:t xml:space="preserve">GT1_1b: N316C </w:t>
+      </w:r>
+      <w:r>
+        <w:rPr>
+          <w:vertAlign w:val="subscript"/>
+        </w:rPr>
+        <w:t>72%</w:t>
+      </w:r>
+      <w:r/>
     </w:p>
     <w:p>
       <w:pPr>
         <w:pStyle w:val="ListBullet"/>
       </w:pPr>
       <w:r>
-        <w:t>GT1_1b: N316C (72%)</w:t>
-      </w:r>
+        <w:t xml:space="preserve">GT1_1c: N206K </w:t>
+      </w:r>
+      <w:r>
+        <w:rPr>
+          <w:vertAlign w:val="subscript"/>
+        </w:rPr>
+        <w:t>50%</w:t>
+      </w:r>
+      <w:r/>
     </w:p>
     <w:p>
       <w:pPr>
         <w:pStyle w:val="ListBullet"/>
       </w:pPr>
       <w:r>
-        <w:t>GT1_1c: N206K (50%)</w:t>
-      </w:r>
+        <w:t xml:space="preserve">GT1_1d: N206K </w:t>
+      </w:r>
+      <w:r>
+        <w:rPr>
+          <w:vertAlign w:val="subscript"/>
+        </w:rPr>
+        <w:t>60%</w:t>
+      </w:r>
+      <w:r/>
     </w:p>
     <w:p>
       <w:pPr>
         <w:pStyle w:val="ListBullet"/>
       </w:pPr>
       <w:r>
-        <w:t>GT1_1d: N206K (60%)</w:t>
-      </w:r>
+        <w:t xml:space="preserve">GT2_2a: A150T </w:t>
+      </w:r>
+      <w:r>
+        <w:rPr>
+          <w:vertAlign w:val="subscript"/>
+        </w:rPr>
+        <w:t>43%</w:t>
+      </w:r>
+      <w:r/>
     </w:p>
     <w:p>
       <w:pPr>
         <w:pStyle w:val="ListBullet"/>
       </w:pPr>
       <w:r>
-        <w:t>GT2_2a: A150T (43%)</w:t>
-      </w:r>
+        <w:t xml:space="preserve">GT2_2b: T150A </w:t>
+      </w:r>
+      <w:r>
+        <w:rPr>
+          <w:vertAlign w:val="subscript"/>
+        </w:rPr>
+        <w:t>86%</w:t>
+      </w:r>
+      <w:r/>
     </w:p>
     <w:p>
       <w:pPr>
         <w:pStyle w:val="ListBullet"/>
       </w:pPr>
       <w:r>
-        <w:t>GT2_2b: T150A (86%)</w:t>
-      </w:r>
+        <w:t xml:space="preserve">GT2_2j: T150A </w:t>
+      </w:r>
+      <w:r>
+        <w:rPr>
+          <w:vertAlign w:val="subscript"/>
+        </w:rPr>
+        <w:t>100%</w:t>
+      </w:r>
+      <w:r>
+        <w:t xml:space="preserve">, G206K </w:t>
+      </w:r>
+      <w:r>
+        <w:rPr>
+          <w:vertAlign w:val="subscript"/>
+        </w:rPr>
+        <w:t>100%</w:t>
+      </w:r>
+      <w:r>
+        <w:t xml:space="preserve">, R206K </w:t>
+      </w:r>
+      <w:r>
+        <w:rPr>
+          <w:vertAlign w:val="subscript"/>
+        </w:rPr>
+        <w:t>100%</w:t>
+      </w:r>
+      <w:r/>
     </w:p>
     <w:p>
       <w:pPr>
         <w:pStyle w:val="ListBullet"/>
       </w:pPr>
       <w:r>
-        <w:t>GT2_2j: G206K (100%), R206K (100%), T150A (100%)</w:t>
-      </w:r>
+        <w:t xml:space="preserve">GT2_2k: T150S </w:t>
+      </w:r>
+      <w:r>
+        <w:rPr>
+          <w:vertAlign w:val="subscript"/>
+        </w:rPr>
+        <w:t>50%</w:t>
+      </w:r>
+      <w:r/>
     </w:p>
     <w:p>
       <w:pPr>
         <w:pStyle w:val="ListBullet"/>
       </w:pPr>
       <w:r>
-        <w:t>GT2_2k: T150S (50%)</w:t>
-      </w:r>
+        <w:t xml:space="preserve">GT3_3i: T150A </w:t>
+      </w:r>
+      <w:r>
+        <w:rPr>
+          <w:vertAlign w:val="subscript"/>
+        </w:rPr>
+        <w:t>92%</w:t>
+      </w:r>
+      <w:r>
+        <w:t xml:space="preserve">, E206K </w:t>
+      </w:r>
+      <w:r>
+        <w:rPr>
+          <w:vertAlign w:val="subscript"/>
+        </w:rPr>
+        <w:t>92%</w:t>
+      </w:r>
+      <w:r/>
     </w:p>
     <w:p>
       <w:pPr>
         <w:pStyle w:val="ListBullet"/>
       </w:pPr>
       <w:r>
-        <w:t>GT3_3i: E206K (92%), T150A (92%)</w:t>
-      </w:r>
+        <w:t xml:space="preserve">GT4_4a: T282S </w:t>
+      </w:r>
+      <w:r>
+        <w:rPr>
+          <w:vertAlign w:val="subscript"/>
+        </w:rPr>
+        <w:t>99%</w:t>
+      </w:r>
+      <w:r/>
     </w:p>
     <w:p>
       <w:pPr>
         <w:pStyle w:val="ListBullet"/>
       </w:pPr>
       <w:r>
-        <w:t>GT4_4a: T282S (99%)</w:t>
-      </w:r>
+        <w:t xml:space="preserve">GT4_4f: C316N </w:t>
+      </w:r>
+      <w:r>
+        <w:rPr>
+          <w:vertAlign w:val="subscript"/>
+        </w:rPr>
+        <w:t>80%</w:t>
+      </w:r>
+      <w:r/>
     </w:p>
     <w:p>
       <w:pPr>
         <w:pStyle w:val="ListBullet"/>
       </w:pPr>
       <w:r>
-        <w:t>GT4_4f: C316N (80%)</w:t>
-      </w:r>
+        <w:t xml:space="preserve">GT4_4g: C316H </w:t>
+      </w:r>
+      <w:r>
+        <w:rPr>
+          <w:vertAlign w:val="subscript"/>
+        </w:rPr>
+        <w:t>100%</w:t>
+      </w:r>
+      <w:r>
+        <w:t xml:space="preserve">, V321I </w:t>
+      </w:r>
+      <w:r>
+        <w:rPr>
+          <w:vertAlign w:val="subscript"/>
+        </w:rPr>
+        <w:t>100%</w:t>
+      </w:r>
+      <w:r/>
     </w:p>
     <w:p>
       <w:pPr>
         <w:pStyle w:val="ListBullet"/>
       </w:pPr>
       <w:r>
-        <w:t>GT4_4g: C316H (100%), V321I (100%)</w:t>
-      </w:r>
+        <w:t xml:space="preserve">GT4_4r: C316H </w:t>
+      </w:r>
+      <w:r>
+        <w:rPr>
+          <w:vertAlign w:val="subscript"/>
+        </w:rPr>
+        <w:t>58%</w:t>
+      </w:r>
+      <w:r>
+        <w:t xml:space="preserve">, V321I </w:t>
+      </w:r>
+      <w:r>
+        <w:rPr>
+          <w:vertAlign w:val="subscript"/>
+        </w:rPr>
+        <w:t>58%</w:t>
+      </w:r>
+      <w:r/>
     </w:p>
     <w:p>
       <w:pPr>
         <w:pStyle w:val="ListBullet"/>
       </w:pPr>
       <w:r>
-        <w:t>GT4_4r: C316H (58%), V321I (58%)</w:t>
-      </w:r>
+        <w:t xml:space="preserve">GT4_4t: A206T </w:t>
+      </w:r>
+      <w:r>
+        <w:rPr>
+          <w:vertAlign w:val="subscript"/>
+        </w:rPr>
+        <w:t>67%</w:t>
+      </w:r>
+      <w:r/>
     </w:p>
     <w:p>
       <w:pPr>
         <w:pStyle w:val="ListBullet"/>
       </w:pPr>
       <w:r>
-        <w:t>GT4_4t: A206T (67%)</w:t>
-      </w:r>
+        <w:t xml:space="preserve">GT4_4v: T206A </w:t>
+      </w:r>
+      <w:r>
+        <w:rPr>
+          <w:vertAlign w:val="subscript"/>
+        </w:rPr>
+        <w:t>75%</w:t>
+      </w:r>
+      <w:r/>
     </w:p>
     <w:p>
       <w:pPr>
         <w:pStyle w:val="ListBullet"/>
       </w:pPr>
       <w:r>
-        <w:t>GT4_4v: T206A (75%)</w:t>
-      </w:r>
+        <w:t xml:space="preserve">GT6_6i: T206A </w:t>
+      </w:r>
+      <w:r>
+        <w:rPr>
+          <w:vertAlign w:val="subscript"/>
+        </w:rPr>
+        <w:t>60%</w:t>
+      </w:r>
+      <w:r/>
     </w:p>
     <w:p>
       <w:pPr>
         <w:pStyle w:val="ListBullet"/>
       </w:pPr>
       <w:r>
-        <w:t>GT6_6i: T206A (60%)</w:t>
-      </w:r>
+        <w:t xml:space="preserve">GT6_6l: S206R </w:t>
+      </w:r>
+      <w:r>
+        <w:rPr>
+          <w:vertAlign w:val="subscript"/>
+        </w:rPr>
+        <w:t>36%</w:t>
+      </w:r>
+      <w:r/>
     </w:p>
     <w:p>
       <w:pPr>
         <w:pStyle w:val="ListBullet"/>
       </w:pPr>
       <w:r>
-        <w:t>GT6_6l: S206R (36%)</w:t>
-      </w:r>
+        <w:t xml:space="preserve">GT6_6n: K206S </w:t>
+      </w:r>
+      <w:r>
+        <w:rPr>
+          <w:vertAlign w:val="subscript"/>
+        </w:rPr>
+        <w:t>53%</w:t>
+      </w:r>
+      <w:r/>
     </w:p>
     <w:p>
       <w:pPr>
         <w:pStyle w:val="ListBullet"/>
       </w:pPr>
       <w:r>
-        <w:t>GT6_6n: K206S (53%)</w:t>
-      </w:r>
-    </w:p>
-    <w:p>
-      <w:pPr>
-        <w:pStyle w:val="ListBullet"/>
-      </w:pPr>
-      <w:r>
-        <w:t>GT7_7b: S150L (50%)</w:t>
-      </w:r>
+        <w:t xml:space="preserve">GT7_7b: S150L </w:t>
+      </w:r>
+      <w:r>
+        <w:rPr>
+          <w:vertAlign w:val="subscript"/>
+        </w:rPr>
+        <w:t>50%</w:t>
+      </w:r>
+      <w:r/>
     </w:p>
     <w:sectPr>
       <w:pgSz w:w="12240" w:h="15840"/>
